--- a/docs/latex/specs/singapore-ai-safety/singapore-ai-safety-spec-apple.docx
+++ b/docs/latex/specs/singapore-ai-safety/singapore-ai-safety-spec-apple.docx
@@ -4187,7 +4187,13 @@
         <w:pStyle w:val="FirstParagraph"/>
       </w:pPr>
       <w:r>
-        <w:t xml:space="preserve">Registration is tracked in the use-case registry at</w:t>
+        <w:t xml:space="preserve">Registration is tracked in the use-case section of the regulations</w:t>
+      </w:r>
+      <w:r>
+        <w:t xml:space="preserve"> </w:t>
+      </w:r>
+      <w:r>
+        <w:t xml:space="preserve">requirement corpus at</w:t>
       </w:r>
       <w:r>
         <w:t xml:space="preserve"> </w:t>
@@ -4196,7 +4202,49 @@
         <w:rPr>
           <w:rStyle w:val="VerbatimChar"/>
         </w:rPr>
-        <w:t xml:space="preserve">docs/schema/regulations/use-case-registry.yaml</w:t>
+        <w:t xml:space="preserve">docs/regulations/machine-readable/specification-addendum.yaml</w:t>
+      </w:r>
+      <w:r>
+        <w:t xml:space="preserve"> </w:t>
+      </w:r>
+      <w:r>
+        <w:t xml:space="preserve">(key</w:t>
+      </w:r>
+      <w:r>
+        <w:t xml:space="preserve"> </w:t>
+      </w:r>
+      <w:r>
+        <w:rPr>
+          <w:rStyle w:val="VerbatimChar"/>
+        </w:rPr>
+        <w:t xml:space="preserve">use_cases</w:t>
+      </w:r>
+      <w:r>
+        <w:t xml:space="preserve">), validated against the schemas under</w:t>
+      </w:r>
+      <w:r>
+        <w:t xml:space="preserve"> </w:t>
+      </w:r>
+      <w:r>
+        <w:rPr>
+          <w:rStyle w:val="VerbatimChar"/>
+        </w:rPr>
+        <w:t xml:space="preserve">docs/schema/regulations/</w:t>
+      </w:r>
+      <w:r>
+        <w:t xml:space="preserve"> </w:t>
+      </w:r>
+      <w:r>
+        <w:t xml:space="preserve">via</w:t>
+      </w:r>
+      <w:r>
+        <w:t xml:space="preserve"> </w:t>
+      </w:r>
+      <w:r>
+        <w:rPr>
+          <w:rStyle w:val="VerbatimChar"/>
+        </w:rPr>
+        <w:t xml:space="preserve">docs/schema/validate.py</w:t>
       </w:r>
       <w:r>
         <w:t xml:space="preserve">.</w:t>
@@ -13899,7 +13947,7 @@
     </w:p>
     <w:bookmarkEnd w:id="67"/>
     <w:bookmarkEnd w:id="68"/>
-    <w:bookmarkStart w:id="92" w:name="ch:metrics"/>
+    <w:bookmarkStart w:id="109" w:name="ch:metrics"/>
     <w:p>
       <w:pPr>
         <w:pStyle w:val="Heading1"/>
@@ -18717,23 +18765,745 @@
     </w:tbl>
     <w:bookmarkEnd w:id="90"/>
     <w:bookmarkEnd w:id="91"/>
+    <w:bookmarkStart w:id="98" w:name="sec:tts-metrics-extension"/>
+    <w:p>
+      <w:pPr>
+        <w:pStyle w:val="Heading2"/>
+      </w:pPr>
+      <w:r>
+        <w:t xml:space="preserve">Domain-Specific Metrics: Text-to-SQL</w:t>
+      </w:r>
+    </w:p>
+    <w:p>
+      <w:pPr>
+        <w:pStyle w:val="FirstParagraph"/>
+      </w:pPr>
+      <w:r>
+        <w:t xml:space="preserve">For Text-to-SQL deployments, an additional 12 metrics extend the core safety</w:t>
+      </w:r>
+      <w:r>
+        <w:t xml:space="preserve"> </w:t>
+      </w:r>
+      <w:r>
+        <w:t xml:space="preserve">framework to address drift between HANA schemas, prompts, and generated SQL.</w:t>
+      </w:r>
+      <w:r>
+        <w:t xml:space="preserve"> </w:t>
+      </w:r>
+      <w:r>
+        <w:t xml:space="preserve">These metrics are fully specified in Chapter 18 of the Simula specification.</w:t>
+      </w:r>
+    </w:p>
+    <w:bookmarkStart w:id="93" w:name="tts-metric-summary"/>
+    <w:p>
+      <w:pPr>
+        <w:pStyle w:val="Heading3"/>
+      </w:pPr>
+      <w:r>
+        <w:t xml:space="preserve">TTS Metric Summary</w:t>
+      </w:r>
+    </w:p>
+    <w:bookmarkStart w:id="92" w:name="tab:tts-metrics-summary"/>
+    <w:p>
+      <w:pPr>
+        <w:pStyle w:val="TableCaption"/>
+      </w:pPr>
+      <w:r>
+        <w:t xml:space="preserve">Text-to-SQL Drift Metrics (Extension)</w:t>
+      </w:r>
+    </w:p>
+    <w:tbl>
+      <w:tblPr>
+        <w:tblStyle w:val="Table"/>
+        <w:tblW w:type="auto" w:w="0"/>
+        <w:tblLook w:firstRow="1" w:lastRow="0" w:firstColumn="0" w:lastColumn="0" w:noHBand="0" w:noVBand="0" w:val="0020"/>
+        <w:tblCaption w:val="Text-to-SQL Drift Metrics (Extension)"/>
+      </w:tblPr>
+      <w:tblGrid>
+        <w:gridCol w:w="1980"/>
+        <w:gridCol w:w="1980"/>
+        <w:gridCol w:w="1980"/>
+        <w:gridCol w:w="1980"/>
+      </w:tblGrid>
+      <w:tr>
+        <w:trPr>
+          <w:tblHeader w:val="on"/>
+        </w:trPr>
+        <w:tc>
+          <w:tcPr/>
+          <w:p>
+            <w:pPr>
+              <w:pStyle w:val="Compact"/>
+              <w:jc w:val="left"/>
+            </w:pPr>
+            <w:r>
+              <w:rPr>
+                <w:b/>
+                <w:bCs/>
+              </w:rPr>
+              <w:t xml:space="preserve">ID</w:t>
+            </w:r>
+          </w:p>
+        </w:tc>
+        <w:tc>
+          <w:tcPr/>
+          <w:p>
+            <w:pPr>
+              <w:pStyle w:val="Compact"/>
+              <w:jc w:val="left"/>
+            </w:pPr>
+            <w:r>
+              <w:rPr>
+                <w:b/>
+                <w:bCs/>
+              </w:rPr>
+              <w:t xml:space="preserve">Name</w:t>
+            </w:r>
+          </w:p>
+        </w:tc>
+        <w:tc>
+          <w:tcPr/>
+          <w:p>
+            <w:pPr>
+              <w:pStyle w:val="Compact"/>
+              <w:jc w:val="left"/>
+            </w:pPr>
+            <w:r>
+              <w:rPr>
+                <w:b/>
+                <w:bCs/>
+              </w:rPr>
+              <w:t xml:space="preserve">Definition</w:t>
+            </w:r>
+          </w:p>
+        </w:tc>
+        <w:tc>
+          <w:tcPr/>
+          <w:p>
+            <w:pPr>
+              <w:pStyle w:val="Compact"/>
+              <w:jc w:val="left"/>
+            </w:pPr>
+            <w:r>
+              <w:rPr>
+                <w:b/>
+                <w:bCs/>
+              </w:rPr>
+              <w:t xml:space="preserve">Direction</w:t>
+            </w:r>
+          </w:p>
+        </w:tc>
+      </w:tr>
+      <w:tr>
+        <w:tc>
+          <w:tcPr/>
+          <w:p>
+            <w:pPr>
+              <w:pStyle w:val="Compact"/>
+              <w:jc w:val="left"/>
+            </w:pPr>
+            <w:r>
+              <w:t xml:space="preserve">TTS-M01</w:t>
+            </w:r>
+          </w:p>
+        </w:tc>
+        <w:tc>
+          <w:tcPr/>
+          <w:p>
+            <w:pPr>
+              <w:pStyle w:val="Compact"/>
+              <w:jc w:val="left"/>
+            </w:pPr>
+            <w:r>
+              <w:t xml:space="preserve">Schema Coverage Rate</w:t>
+            </w:r>
+          </w:p>
+        </w:tc>
+        <w:tc>
+          <w:tcPr/>
+          <w:p>
+            <w:pPr>
+              <w:pStyle w:val="Compact"/>
+              <w:jc w:val="left"/>
+            </w:pPr>
+            <w:r>
+              <w:t xml:space="preserve">Fraction of HANA columns in training</w:t>
+            </w:r>
+          </w:p>
+        </w:tc>
+        <w:tc>
+          <w:tcPr/>
+          <w:p>
+            <w:pPr>
+              <w:pStyle w:val="Compact"/>
+              <w:jc w:val="left"/>
+            </w:pPr>
+            <w:r>
+              <w:t xml:space="preserve">Higher</w:t>
+            </w:r>
+          </w:p>
+        </w:tc>
+      </w:tr>
+      <w:tr>
+        <w:tc>
+          <w:tcPr/>
+          <w:p>
+            <w:pPr>
+              <w:pStyle w:val="Compact"/>
+              <w:jc w:val="left"/>
+            </w:pPr>
+            <w:r>
+              <w:t xml:space="preserve">TTS-M02</w:t>
+            </w:r>
+          </w:p>
+        </w:tc>
+        <w:tc>
+          <w:tcPr/>
+          <w:p>
+            <w:pPr>
+              <w:pStyle w:val="Compact"/>
+              <w:jc w:val="left"/>
+            </w:pPr>
+            <w:r>
+              <w:t xml:space="preserve">Schema Staleness Score</w:t>
+            </w:r>
+          </w:p>
+        </w:tc>
+        <w:tc>
+          <w:tcPr/>
+          <w:p>
+            <w:pPr>
+              <w:pStyle w:val="Compact"/>
+              <w:jc w:val="left"/>
+            </w:pPr>
+            <w:r>
+              <w:t xml:space="preserve">Age-weighted unsynced schema changes</w:t>
+            </w:r>
+          </w:p>
+        </w:tc>
+        <w:tc>
+          <w:tcPr/>
+          <w:p>
+            <w:pPr>
+              <w:pStyle w:val="Compact"/>
+              <w:jc w:val="left"/>
+            </w:pPr>
+            <w:r>
+              <w:t xml:space="preserve">Lower</w:t>
+            </w:r>
+          </w:p>
+        </w:tc>
+      </w:tr>
+      <w:tr>
+        <w:tc>
+          <w:tcPr/>
+          <w:p>
+            <w:pPr>
+              <w:pStyle w:val="Compact"/>
+              <w:jc w:val="left"/>
+            </w:pPr>
+            <w:r>
+              <w:t xml:space="preserve">TTS-M03</w:t>
+            </w:r>
+          </w:p>
+        </w:tc>
+        <w:tc>
+          <w:tcPr/>
+          <w:p>
+            <w:pPr>
+              <w:pStyle w:val="Compact"/>
+              <w:jc w:val="left"/>
+            </w:pPr>
+            <w:r>
+              <w:t xml:space="preserve">Column Type Mismatch Rate</w:t>
+            </w:r>
+          </w:p>
+        </w:tc>
+        <w:tc>
+          <w:tcPr/>
+          <w:p>
+            <w:pPr>
+              <w:pStyle w:val="Compact"/>
+              <w:jc w:val="left"/>
+            </w:pPr>
+            <w:r>
+              <w:t xml:space="preserve">Type-incompatible SQL operations</w:t>
+            </w:r>
+          </w:p>
+        </w:tc>
+        <w:tc>
+          <w:tcPr/>
+          <w:p>
+            <w:pPr>
+              <w:pStyle w:val="Compact"/>
+              <w:jc w:val="left"/>
+            </w:pPr>
+            <w:r>
+              <w:t xml:space="preserve">Lower</w:t>
+            </w:r>
+          </w:p>
+        </w:tc>
+      </w:tr>
+      <w:tr>
+        <w:tc>
+          <w:tcPr/>
+          <w:p>
+            <w:pPr>
+              <w:pStyle w:val="Compact"/>
+              <w:jc w:val="left"/>
+            </w:pPr>
+            <w:r>
+              <w:t xml:space="preserve">TTS-M04</w:t>
+            </w:r>
+          </w:p>
+        </w:tc>
+        <w:tc>
+          <w:tcPr/>
+          <w:p>
+            <w:pPr>
+              <w:pStyle w:val="Compact"/>
+              <w:jc w:val="left"/>
+            </w:pPr>
+            <w:r>
+              <w:t xml:space="preserve">Foreign Key Consistency</w:t>
+            </w:r>
+          </w:p>
+        </w:tc>
+        <w:tc>
+          <w:tcPr/>
+          <w:p>
+            <w:pPr>
+              <w:pStyle w:val="Compact"/>
+              <w:jc w:val="left"/>
+            </w:pPr>
+            <w:r>
+              <w:t xml:space="preserve">JOINs following valid FKs</w:t>
+            </w:r>
+          </w:p>
+        </w:tc>
+        <w:tc>
+          <w:tcPr/>
+          <w:p>
+            <w:pPr>
+              <w:pStyle w:val="Compact"/>
+              <w:jc w:val="left"/>
+            </w:pPr>
+            <w:r>
+              <w:t xml:space="preserve">Higher</w:t>
+            </w:r>
+          </w:p>
+        </w:tc>
+      </w:tr>
+      <w:tr>
+        <w:tc>
+          <w:tcPr/>
+          <w:p>
+            <w:pPr>
+              <w:pStyle w:val="Compact"/>
+              <w:jc w:val="left"/>
+            </w:pPr>
+            <w:r>
+              <w:t xml:space="preserve">TTS-M05</w:t>
+            </w:r>
+          </w:p>
+        </w:tc>
+        <w:tc>
+          <w:tcPr/>
+          <w:p>
+            <w:pPr>
+              <w:pStyle w:val="Compact"/>
+              <w:jc w:val="left"/>
+            </w:pPr>
+            <w:r>
+              <w:t xml:space="preserve">Semantic Alignment Score</w:t>
+            </w:r>
+          </w:p>
+        </w:tc>
+        <w:tc>
+          <w:tcPr/>
+          <w:p>
+            <w:pPr>
+              <w:pStyle w:val="Compact"/>
+              <w:jc w:val="left"/>
+            </w:pPr>
+            <w:r>
+              <w:t xml:space="preserve">Prompt-SQL embedding similarity</w:t>
+            </w:r>
+          </w:p>
+        </w:tc>
+        <w:tc>
+          <w:tcPr/>
+          <w:p>
+            <w:pPr>
+              <w:pStyle w:val="Compact"/>
+              <w:jc w:val="left"/>
+            </w:pPr>
+            <w:r>
+              <w:t xml:space="preserve">Higher</w:t>
+            </w:r>
+          </w:p>
+        </w:tc>
+      </w:tr>
+      <w:tr>
+        <w:tc>
+          <w:tcPr/>
+          <w:p>
+            <w:pPr>
+              <w:pStyle w:val="Compact"/>
+              <w:jc w:val="left"/>
+            </w:pPr>
+            <w:r>
+              <w:t xml:space="preserve">TTS-M06</w:t>
+            </w:r>
+          </w:p>
+        </w:tc>
+        <w:tc>
+          <w:tcPr/>
+          <w:p>
+            <w:pPr>
+              <w:pStyle w:val="Compact"/>
+              <w:jc w:val="left"/>
+            </w:pPr>
+            <w:r>
+              <w:t xml:space="preserve">Intent Preservation Rate</w:t>
+            </w:r>
+          </w:p>
+        </w:tc>
+        <w:tc>
+          <w:tcPr/>
+          <w:p>
+            <w:pPr>
+              <w:pStyle w:val="Compact"/>
+              <w:jc w:val="left"/>
+            </w:pPr>
+            <w:r>
+              <w:t xml:space="preserve">Correctly answered prompts</w:t>
+            </w:r>
+          </w:p>
+        </w:tc>
+        <w:tc>
+          <w:tcPr/>
+          <w:p>
+            <w:pPr>
+              <w:pStyle w:val="Compact"/>
+              <w:jc w:val="left"/>
+            </w:pPr>
+            <w:r>
+              <w:t xml:space="preserve">Higher</w:t>
+            </w:r>
+          </w:p>
+        </w:tc>
+      </w:tr>
+      <w:tr>
+        <w:tc>
+          <w:tcPr/>
+          <w:p>
+            <w:pPr>
+              <w:pStyle w:val="Compact"/>
+              <w:jc w:val="left"/>
+            </w:pPr>
+            <w:r>
+              <w:t xml:space="preserve">TTS-M07</w:t>
+            </w:r>
+          </w:p>
+        </w:tc>
+        <w:tc>
+          <w:tcPr/>
+          <w:p>
+            <w:pPr>
+              <w:pStyle w:val="Compact"/>
+              <w:jc w:val="left"/>
+            </w:pPr>
+            <w:r>
+              <w:t xml:space="preserve">Terminology Drift Score</w:t>
+            </w:r>
+          </w:p>
+        </w:tc>
+        <w:tc>
+          <w:tcPr/>
+          <w:p>
+            <w:pPr>
+              <w:pStyle w:val="Compact"/>
+              <w:jc w:val="left"/>
+            </w:pPr>
+            <w:r>
+              <w:t xml:space="preserve">Vocabulary divergence (JSD)</w:t>
+            </w:r>
+          </w:p>
+        </w:tc>
+        <w:tc>
+          <w:tcPr/>
+          <w:p>
+            <w:pPr>
+              <w:pStyle w:val="Compact"/>
+              <w:jc w:val="left"/>
+            </w:pPr>
+            <w:r>
+              <w:t xml:space="preserve">Lower</w:t>
+            </w:r>
+          </w:p>
+        </w:tc>
+      </w:tr>
+      <w:tr>
+        <w:tc>
+          <w:tcPr/>
+          <w:p>
+            <w:pPr>
+              <w:pStyle w:val="Compact"/>
+              <w:jc w:val="left"/>
+            </w:pPr>
+            <w:r>
+              <w:t xml:space="preserve">TTS-M08</w:t>
+            </w:r>
+          </w:p>
+        </w:tc>
+        <w:tc>
+          <w:tcPr/>
+          <w:p>
+            <w:pPr>
+              <w:pStyle w:val="Compact"/>
+              <w:jc w:val="left"/>
+            </w:pPr>
+            <w:r>
+              <w:t xml:space="preserve">Ambiguity Resolution Rate</w:t>
+            </w:r>
+          </w:p>
+        </w:tc>
+        <w:tc>
+          <w:tcPr/>
+          <w:p>
+            <w:pPr>
+              <w:pStyle w:val="Compact"/>
+              <w:jc w:val="left"/>
+            </w:pPr>
+            <w:r>
+              <w:t xml:space="preserve">Disambiguated ambiguous prompts</w:t>
+            </w:r>
+          </w:p>
+        </w:tc>
+        <w:tc>
+          <w:tcPr/>
+          <w:p>
+            <w:pPr>
+              <w:pStyle w:val="Compact"/>
+              <w:jc w:val="left"/>
+            </w:pPr>
+            <w:r>
+              <w:t xml:space="preserve">Higher</w:t>
+            </w:r>
+          </w:p>
+        </w:tc>
+      </w:tr>
+      <w:tr>
+        <w:tc>
+          <w:tcPr/>
+          <w:p>
+            <w:pPr>
+              <w:pStyle w:val="Compact"/>
+              <w:jc w:val="left"/>
+            </w:pPr>
+            <w:r>
+              <w:t xml:space="preserve">TTS-M09</w:t>
+            </w:r>
+          </w:p>
+        </w:tc>
+        <w:tc>
+          <w:tcPr/>
+          <w:p>
+            <w:pPr>
+              <w:pStyle w:val="Compact"/>
+              <w:jc w:val="left"/>
+            </w:pPr>
+            <w:r>
+              <w:t xml:space="preserve">Execution Success Rate</w:t>
+            </w:r>
+          </w:p>
+        </w:tc>
+        <w:tc>
+          <w:tcPr/>
+          <w:p>
+            <w:pPr>
+              <w:pStyle w:val="Compact"/>
+              <w:jc w:val="left"/>
+            </w:pPr>
+            <w:r>
+              <w:t xml:space="preserve">SQL executing without error</w:t>
+            </w:r>
+          </w:p>
+        </w:tc>
+        <w:tc>
+          <w:tcPr/>
+          <w:p>
+            <w:pPr>
+              <w:pStyle w:val="Compact"/>
+              <w:jc w:val="left"/>
+            </w:pPr>
+            <w:r>
+              <w:t xml:space="preserve">Higher</w:t>
+            </w:r>
+          </w:p>
+        </w:tc>
+      </w:tr>
+      <w:tr>
+        <w:tc>
+          <w:tcPr/>
+          <w:p>
+            <w:pPr>
+              <w:pStyle w:val="Compact"/>
+              <w:jc w:val="left"/>
+            </w:pPr>
+            <w:r>
+              <w:t xml:space="preserve">TTS-M10</w:t>
+            </w:r>
+          </w:p>
+        </w:tc>
+        <w:tc>
+          <w:tcPr/>
+          <w:p>
+            <w:pPr>
+              <w:pStyle w:val="Compact"/>
+              <w:jc w:val="left"/>
+            </w:pPr>
+            <w:r>
+              <w:t xml:space="preserve">Result Fidelity Score</w:t>
+            </w:r>
+          </w:p>
+        </w:tc>
+        <w:tc>
+          <w:tcPr/>
+          <w:p>
+            <w:pPr>
+              <w:pStyle w:val="Compact"/>
+              <w:jc w:val="left"/>
+            </w:pPr>
+            <w:r>
+              <w:t xml:space="preserve">Expected vs actual result similarity</w:t>
+            </w:r>
+          </w:p>
+        </w:tc>
+        <w:tc>
+          <w:tcPr/>
+          <w:p>
+            <w:pPr>
+              <w:pStyle w:val="Compact"/>
+              <w:jc w:val="left"/>
+            </w:pPr>
+            <w:r>
+              <w:t xml:space="preserve">Higher</w:t>
+            </w:r>
+          </w:p>
+        </w:tc>
+      </w:tr>
+      <w:tr>
+        <w:tc>
+          <w:tcPr/>
+          <w:p>
+            <w:pPr>
+              <w:pStyle w:val="Compact"/>
+              <w:jc w:val="left"/>
+            </w:pPr>
+            <w:r>
+              <w:t xml:space="preserve">TTS-M11</w:t>
+            </w:r>
+          </w:p>
+        </w:tc>
+        <w:tc>
+          <w:tcPr/>
+          <w:p>
+            <w:pPr>
+              <w:pStyle w:val="Compact"/>
+              <w:jc w:val="left"/>
+            </w:pPr>
+            <w:r>
+              <w:t xml:space="preserve">Complexity Distribution Drift</w:t>
+            </w:r>
+          </w:p>
+        </w:tc>
+        <w:tc>
+          <w:tcPr/>
+          <w:p>
+            <w:pPr>
+              <w:pStyle w:val="Compact"/>
+              <w:jc w:val="left"/>
+            </w:pPr>
+            <w:r>
+              <w:t xml:space="preserve">KL divergence train vs prod</w:t>
+            </w:r>
+          </w:p>
+        </w:tc>
+        <w:tc>
+          <w:tcPr/>
+          <w:p>
+            <w:pPr>
+              <w:pStyle w:val="Compact"/>
+              <w:jc w:val="left"/>
+            </w:pPr>
+            <w:r>
+              <w:t xml:space="preserve">Lower</w:t>
+            </w:r>
+          </w:p>
+        </w:tc>
+      </w:tr>
+      <w:tr>
+        <w:tc>
+          <w:tcPr/>
+          <w:p>
+            <w:pPr>
+              <w:pStyle w:val="Compact"/>
+              <w:jc w:val="left"/>
+            </w:pPr>
+            <w:r>
+              <w:t xml:space="preserve">TTS-M12</w:t>
+            </w:r>
+          </w:p>
+        </w:tc>
+        <w:tc>
+          <w:tcPr/>
+          <w:p>
+            <w:pPr>
+              <w:pStyle w:val="Compact"/>
+              <w:jc w:val="left"/>
+            </w:pPr>
+            <w:r>
+              <w:t xml:space="preserve">Taxonomy Coverage Drift</w:t>
+            </w:r>
+          </w:p>
+        </w:tc>
+        <w:tc>
+          <w:tcPr/>
+          <w:p>
+            <w:pPr>
+              <w:pStyle w:val="Compact"/>
+              <w:jc w:val="left"/>
+            </w:pPr>
+            <w:r>
+              <w:t xml:space="preserve">Change in taxonomy coverage</w:t>
+            </w:r>
+          </w:p>
+        </w:tc>
+        <w:tc>
+          <w:tcPr/>
+          <w:p>
+            <w:pPr>
+              <w:pStyle w:val="Compact"/>
+              <w:jc w:val="left"/>
+            </w:pPr>
+            <w:r>
+              <w:t xml:space="preserve">Lower</w:t>
+            </w:r>
+          </w:p>
+        </w:tc>
+      </w:tr>
+    </w:tbl>
     <w:bookmarkEnd w:id="92"/>
-    <w:bookmarkStart w:id="112" w:name="ch:monitoring"/>
-    <w:p>
-      <w:pPr>
-        <w:pStyle w:val="Heading1"/>
-      </w:pPr>
-      <w:r>
-        <w:t xml:space="preserve">Monitoring, Alerting, and Audit Schema</w:t>
-      </w:r>
-    </w:p>
-    <w:bookmarkStart w:id="93" w:name="monitoring-objectives"/>
-    <w:p>
-      <w:pPr>
-        <w:pStyle w:val="Heading2"/>
-      </w:pPr>
-      <w:r>
-        <w:t xml:space="preserve">Monitoring objectives</w:t>
+    <w:bookmarkEnd w:id="93"/>
+    <w:bookmarkStart w:id="94" w:name="tts-eval-composite-score"/>
+    <w:p>
+      <w:pPr>
+        <w:pStyle w:val="Heading3"/>
+      </w:pPr>
+      <w:r>
+        <w:t xml:space="preserve">TTS-EVAL Composite Score</w:t>
       </w:r>
     </w:p>
     <w:p>
@@ -18741,7 +19511,1132 @@
         <w:pStyle w:val="FirstParagraph"/>
       </w:pPr>
       <w:r>
-        <w:t xml:space="preserve">Post-deployment monitoring serves four objectives:</w:t>
+        <w:t xml:space="preserve">The TTS Evaluation Score follows the same weighted composite pattern as EVAL:</w:t>
+      </w:r>
+    </w:p>
+    <w:p>
+      <w:pPr>
+        <w:pStyle w:val="BodyText"/>
+      </w:pPr>
+      <m:oMathPara>
+        <m:oMathParaPr>
+          <m:jc m:val="center"/>
+        </m:oMathParaPr>
+        <m:oMath>
+          <m:borderBox>
+            <m:e>
+              <m:eqArr>
+                <m:e>
+                  <m:r>
+                    <m:t>T</m:t>
+                  </m:r>
+                  <m:r>
+                    <m:t>T</m:t>
+                  </m:r>
+                  <m:r>
+                    <m:t>S</m:t>
+                  </m:r>
+                  <m:r>
+                    <m:rPr>
+                      <m:sty m:val="p"/>
+                    </m:rPr>
+                    <m:t>_</m:t>
+                  </m:r>
+                  <m:r>
+                    <m:t>E</m:t>
+                  </m:r>
+                  <m:r>
+                    <m:t>V</m:t>
+                  </m:r>
+                  <m:r>
+                    <m:t>A</m:t>
+                  </m:r>
+                  <m:r>
+                    <m:t>L</m:t>
+                  </m:r>
+                  <m:r>
+                    <m:rPr>
+                      <m:sty m:val="p"/>
+                    </m:rPr>
+                    <m:t>=</m:t>
+                  </m:r>
+                  <m:r>
+                    <m:t>100</m:t>
+                  </m:r>
+                  <m:r>
+                    <m:rPr>
+                      <m:sty m:val="p"/>
+                    </m:rPr>
+                    <m:t>×</m:t>
+                  </m:r>
+                  <m:r>
+                    <m:rPr>
+                      <m:sty m:val="p"/>
+                    </m:rPr>
+                    <m:t>(</m:t>
+                  </m:r>
+                  <m:r>
+                    <m:t>&amp;</m:t>
+                  </m:r>
+                  <m:r>
+                    <m:t>0.15</m:t>
+                  </m:r>
+                  <m:r>
+                    <m:rPr>
+                      <m:sty m:val="p"/>
+                    </m:rPr>
+                    <m:t>⋅</m:t>
+                  </m:r>
+                  <m:r>
+                    <m:t>S</m:t>
+                  </m:r>
+                  <m:r>
+                    <m:t>C</m:t>
+                  </m:r>
+                  <m:r>
+                    <m:t>R</m:t>
+                  </m:r>
+                  <m:r>
+                    <m:rPr>
+                      <m:sty m:val="p"/>
+                    </m:rPr>
+                    <m:t>+</m:t>
+                  </m:r>
+                  <m:r>
+                    <m:t>0.10</m:t>
+                  </m:r>
+                  <m:r>
+                    <m:rPr>
+                      <m:sty m:val="p"/>
+                    </m:rPr>
+                    <m:t>⋅</m:t>
+                  </m:r>
+                  <m:r>
+                    <m:rPr>
+                      <m:sty m:val="p"/>
+                    </m:rPr>
+                    <m:t>(</m:t>
+                  </m:r>
+                  <m:r>
+                    <m:t>1</m:t>
+                  </m:r>
+                  <m:r>
+                    <m:rPr>
+                      <m:sty m:val="p"/>
+                    </m:rPr>
+                    <m:t>−</m:t>
+                  </m:r>
+                  <m:r>
+                    <m:t>S</m:t>
+                  </m:r>
+                  <m:r>
+                    <m:t>S</m:t>
+                  </m:r>
+                  <m:sSub>
+                    <m:e>
+                      <m:r>
+                        <m:t>S</m:t>
+                      </m:r>
+                    </m:e>
+                    <m:sub>
+                      <m:r>
+                        <m:rPr>
+                          <m:nor/>
+                          <m:sty m:val="p"/>
+                        </m:rPr>
+                        <m:t>norm</m:t>
+                      </m:r>
+                    </m:sub>
+                  </m:sSub>
+                  <m:r>
+                    <m:rPr>
+                      <m:sty m:val="p"/>
+                    </m:rPr>
+                    <m:t>)</m:t>
+                  </m:r>
+                  <m:r>
+                    <m:rPr>
+                      <m:sty m:val="p"/>
+                    </m:rPr>
+                    <m:t>+</m:t>
+                  </m:r>
+                  <m:r>
+                    <m:t>0.10</m:t>
+                  </m:r>
+                  <m:r>
+                    <m:rPr>
+                      <m:sty m:val="p"/>
+                    </m:rPr>
+                    <m:t>⋅</m:t>
+                  </m:r>
+                  <m:r>
+                    <m:t>F</m:t>
+                  </m:r>
+                  <m:r>
+                    <m:t>K</m:t>
+                  </m:r>
+                  <m:r>
+                    <m:t>C</m:t>
+                  </m:r>
+                  <m:r>
+                    <m:t>R</m:t>
+                  </m:r>
+                </m:e>
+                <m:e>
+                  <m:r>
+                    <m:t>&amp;</m:t>
+                  </m:r>
+                  <m:r>
+                    <m:rPr>
+                      <m:sty m:val="p"/>
+                    </m:rPr>
+                    <m:t>+</m:t>
+                  </m:r>
+                  <m:r>
+                    <m:t>0.15</m:t>
+                  </m:r>
+                  <m:r>
+                    <m:rPr>
+                      <m:sty m:val="p"/>
+                    </m:rPr>
+                    <m:t>⋅</m:t>
+                  </m:r>
+                  <m:r>
+                    <m:t>S</m:t>
+                  </m:r>
+                  <m:r>
+                    <m:t>A</m:t>
+                  </m:r>
+                  <m:r>
+                    <m:t>S</m:t>
+                  </m:r>
+                  <m:r>
+                    <m:rPr>
+                      <m:sty m:val="p"/>
+                    </m:rPr>
+                    <m:t>+</m:t>
+                  </m:r>
+                  <m:r>
+                    <m:t>0.10</m:t>
+                  </m:r>
+                  <m:r>
+                    <m:rPr>
+                      <m:sty m:val="p"/>
+                    </m:rPr>
+                    <m:t>⋅</m:t>
+                  </m:r>
+                  <m:r>
+                    <m:t>I</m:t>
+                  </m:r>
+                  <m:r>
+                    <m:t>P</m:t>
+                  </m:r>
+                  <m:r>
+                    <m:t>R</m:t>
+                  </m:r>
+                  <m:r>
+                    <m:rPr>
+                      <m:sty m:val="p"/>
+                    </m:rPr>
+                    <m:t>+</m:t>
+                  </m:r>
+                  <m:r>
+                    <m:t>0.15</m:t>
+                  </m:r>
+                  <m:r>
+                    <m:rPr>
+                      <m:sty m:val="p"/>
+                    </m:rPr>
+                    <m:t>⋅</m:t>
+                  </m:r>
+                  <m:r>
+                    <m:t>E</m:t>
+                  </m:r>
+                  <m:r>
+                    <m:t>S</m:t>
+                  </m:r>
+                  <m:r>
+                    <m:t>R</m:t>
+                  </m:r>
+                </m:e>
+                <m:e>
+                  <m:r>
+                    <m:t>&amp;</m:t>
+                  </m:r>
+                  <m:r>
+                    <m:rPr>
+                      <m:sty m:val="p"/>
+                    </m:rPr>
+                    <m:t>+</m:t>
+                  </m:r>
+                  <m:r>
+                    <m:t>0.10</m:t>
+                  </m:r>
+                  <m:r>
+                    <m:rPr>
+                      <m:sty m:val="p"/>
+                    </m:rPr>
+                    <m:t>⋅</m:t>
+                  </m:r>
+                  <m:r>
+                    <m:t>R</m:t>
+                  </m:r>
+                  <m:r>
+                    <m:t>F</m:t>
+                  </m:r>
+                  <m:r>
+                    <m:t>S</m:t>
+                  </m:r>
+                  <m:r>
+                    <m:rPr>
+                      <m:sty m:val="p"/>
+                    </m:rPr>
+                    <m:t>+</m:t>
+                  </m:r>
+                  <m:r>
+                    <m:t>0.05</m:t>
+                  </m:r>
+                  <m:r>
+                    <m:rPr>
+                      <m:sty m:val="p"/>
+                    </m:rPr>
+                    <m:t>⋅</m:t>
+                  </m:r>
+                  <m:r>
+                    <m:t>A</m:t>
+                  </m:r>
+                  <m:r>
+                    <m:t>R</m:t>
+                  </m:r>
+                  <m:r>
+                    <m:t>R</m:t>
+                  </m:r>
+                  <m:r>
+                    <m:rPr>
+                      <m:sty m:val="p"/>
+                    </m:rPr>
+                    <m:t>)</m:t>
+                  </m:r>
+                </m:e>
+                <m:e>
+                  <m:r>
+                    <m:rPr>
+                      <m:sty m:val="p"/>
+                    </m:rPr>
+                    <m:t>−</m:t>
+                  </m:r>
+                  <m:r>
+                    <m:t>100</m:t>
+                  </m:r>
+                  <m:r>
+                    <m:rPr>
+                      <m:sty m:val="p"/>
+                    </m:rPr>
+                    <m:t>×</m:t>
+                  </m:r>
+                  <m:r>
+                    <m:rPr>
+                      <m:sty m:val="p"/>
+                    </m:rPr>
+                    <m:t>(</m:t>
+                  </m:r>
+                  <m:r>
+                    <m:t>&amp;</m:t>
+                  </m:r>
+                  <m:r>
+                    <m:t>0.05</m:t>
+                  </m:r>
+                  <m:r>
+                    <m:rPr>
+                      <m:sty m:val="p"/>
+                    </m:rPr>
+                    <m:t>⋅</m:t>
+                  </m:r>
+                  <m:r>
+                    <m:t>C</m:t>
+                  </m:r>
+                  <m:r>
+                    <m:t>T</m:t>
+                  </m:r>
+                  <m:r>
+                    <m:t>M</m:t>
+                  </m:r>
+                  <m:r>
+                    <m:t>R</m:t>
+                  </m:r>
+                  <m:r>
+                    <m:rPr>
+                      <m:sty m:val="p"/>
+                    </m:rPr>
+                    <m:t>+</m:t>
+                  </m:r>
+                  <m:r>
+                    <m:t>0.03</m:t>
+                  </m:r>
+                  <m:r>
+                    <m:rPr>
+                      <m:sty m:val="p"/>
+                    </m:rPr>
+                    <m:t>⋅</m:t>
+                  </m:r>
+                  <m:r>
+                    <m:t>T</m:t>
+                  </m:r>
+                  <m:r>
+                    <m:t>D</m:t>
+                  </m:r>
+                  <m:r>
+                    <m:t>S</m:t>
+                  </m:r>
+                  <m:r>
+                    <m:rPr>
+                      <m:sty m:val="p"/>
+                    </m:rPr>
+                    <m:t>+</m:t>
+                  </m:r>
+                  <m:r>
+                    <m:t>0.02</m:t>
+                  </m:r>
+                  <m:r>
+                    <m:rPr>
+                      <m:sty m:val="p"/>
+                    </m:rPr>
+                    <m:t>⋅</m:t>
+                  </m:r>
+                  <m:r>
+                    <m:t>C</m:t>
+                  </m:r>
+                  <m:r>
+                    <m:t>D</m:t>
+                  </m:r>
+                  <m:r>
+                    <m:t>D</m:t>
+                  </m:r>
+                  <m:r>
+                    <m:rPr>
+                      <m:sty m:val="p"/>
+                    </m:rPr>
+                    <m:t>)</m:t>
+                  </m:r>
+                </m:e>
+              </m:eqArr>
+            </m:e>
+          </m:borderBox>
+        </m:oMath>
+      </m:oMathPara>
+    </w:p>
+    <w:bookmarkEnd w:id="94"/>
+    <w:bookmarkStart w:id="96" w:name="tts-metric-thresholds"/>
+    <w:p>
+      <w:pPr>
+        <w:pStyle w:val="Heading3"/>
+      </w:pPr>
+      <w:r>
+        <w:t xml:space="preserve">TTS Metric Thresholds</w:t>
+      </w:r>
+    </w:p>
+    <w:bookmarkStart w:id="95" w:name="tab:tts-thresholds"/>
+    <w:p>
+      <w:pPr>
+        <w:pStyle w:val="TableCaption"/>
+      </w:pPr>
+      <w:r>
+        <w:t xml:space="preserve">TTS Metric Thresholds for Production Gate</w:t>
+      </w:r>
+    </w:p>
+    <w:tbl>
+      <w:tblPr>
+        <w:tblStyle w:val="Table"/>
+        <w:tblW w:type="auto" w:w="0"/>
+        <w:tblLook w:firstRow="1" w:lastRow="0" w:firstColumn="0" w:lastColumn="0" w:noHBand="0" w:noVBand="0" w:val="0020"/>
+        <w:tblCaption w:val="TTS Metric Thresholds for Production Gate"/>
+      </w:tblPr>
+      <w:tblGrid>
+        <w:gridCol w:w="2640"/>
+        <w:gridCol w:w="2640"/>
+        <w:gridCol w:w="2640"/>
+      </w:tblGrid>
+      <w:tr>
+        <w:trPr>
+          <w:tblHeader w:val="on"/>
+        </w:trPr>
+        <w:tc>
+          <w:tcPr/>
+          <w:p>
+            <w:pPr>
+              <w:pStyle w:val="Compact"/>
+              <w:jc w:val="left"/>
+            </w:pPr>
+            <w:r>
+              <w:rPr>
+                <w:b/>
+                <w:bCs/>
+              </w:rPr>
+              <w:t xml:space="preserve">Metric</w:t>
+            </w:r>
+          </w:p>
+        </w:tc>
+        <w:tc>
+          <w:tcPr/>
+          <w:p>
+            <w:pPr>
+              <w:pStyle w:val="Compact"/>
+              <w:jc w:val="left"/>
+            </w:pPr>
+            <w:r>
+              <w:rPr>
+                <w:b/>
+                <w:bCs/>
+              </w:rPr>
+              <w:t xml:space="preserve">Direction</w:t>
+            </w:r>
+          </w:p>
+        </w:tc>
+        <w:tc>
+          <w:tcPr/>
+          <w:p>
+            <w:pPr>
+              <w:pStyle w:val="Compact"/>
+              <w:jc w:val="left"/>
+            </w:pPr>
+            <w:r>
+              <w:rPr>
+                <w:b/>
+                <w:bCs/>
+              </w:rPr>
+              <w:t xml:space="preserve">Threshold</w:t>
+            </w:r>
+          </w:p>
+        </w:tc>
+      </w:tr>
+      <w:tr>
+        <w:tc>
+          <w:tcPr/>
+          <w:p>
+            <w:pPr>
+              <w:pStyle w:val="Compact"/>
+              <w:jc w:val="left"/>
+            </w:pPr>
+            <w:r>
+              <w:t xml:space="preserve">TTS-M01 (SCR)</w:t>
+            </w:r>
+          </w:p>
+        </w:tc>
+        <w:tc>
+          <w:tcPr/>
+          <w:p>
+            <w:pPr>
+              <w:pStyle w:val="Compact"/>
+              <w:jc w:val="left"/>
+            </w:pPr>
+            <w:r>
+              <w:t xml:space="preserve">Higher better</w:t>
+            </w:r>
+          </w:p>
+        </w:tc>
+        <w:tc>
+          <w:tcPr/>
+          <w:p>
+            <w:pPr>
+              <w:pStyle w:val="Compact"/>
+              <w:jc w:val="left"/>
+            </w:pPr>
+            <m:oMath>
+              <m:r>
+                <m:rPr>
+                  <m:sty m:val="p"/>
+                </m:rPr>
+                <m:t>≥</m:t>
+              </m:r>
+              <m:r>
+                <m:t>0.85</m:t>
+              </m:r>
+            </m:oMath>
+          </w:p>
+        </w:tc>
+      </w:tr>
+      <w:tr>
+        <w:tc>
+          <w:tcPr/>
+          <w:p>
+            <w:pPr>
+              <w:pStyle w:val="Compact"/>
+              <w:jc w:val="left"/>
+            </w:pPr>
+            <w:r>
+              <w:t xml:space="preserve">TTS-M02 (SSS)</w:t>
+            </w:r>
+          </w:p>
+        </w:tc>
+        <w:tc>
+          <w:tcPr/>
+          <w:p>
+            <w:pPr>
+              <w:pStyle w:val="Compact"/>
+              <w:jc w:val="left"/>
+            </w:pPr>
+            <w:r>
+              <w:t xml:space="preserve">Lower better</w:t>
+            </w:r>
+          </w:p>
+        </w:tc>
+        <w:tc>
+          <w:tcPr/>
+          <w:p>
+            <w:pPr>
+              <w:pStyle w:val="Compact"/>
+              <w:jc w:val="left"/>
+            </w:pPr>
+            <m:oMath>
+              <m:r>
+                <m:rPr>
+                  <m:sty m:val="p"/>
+                </m:rPr>
+                <m:t>≤</m:t>
+              </m:r>
+              <m:r>
+                <m:t>7.0</m:t>
+              </m:r>
+            </m:oMath>
+            <w:r>
+              <w:t xml:space="preserve"> </w:t>
+            </w:r>
+            <w:r>
+              <w:t xml:space="preserve">days</w:t>
+            </w:r>
+          </w:p>
+        </w:tc>
+      </w:tr>
+      <w:tr>
+        <w:tc>
+          <w:tcPr/>
+          <w:p>
+            <w:pPr>
+              <w:pStyle w:val="Compact"/>
+              <w:jc w:val="left"/>
+            </w:pPr>
+            <w:r>
+              <w:t xml:space="preserve">TTS-M03 (CTMR)</w:t>
+            </w:r>
+          </w:p>
+        </w:tc>
+        <w:tc>
+          <w:tcPr/>
+          <w:p>
+            <w:pPr>
+              <w:pStyle w:val="Compact"/>
+              <w:jc w:val="left"/>
+            </w:pPr>
+            <w:r>
+              <w:t xml:space="preserve">Lower better</w:t>
+            </w:r>
+          </w:p>
+        </w:tc>
+        <w:tc>
+          <w:tcPr/>
+          <w:p>
+            <w:pPr>
+              <w:pStyle w:val="Compact"/>
+              <w:jc w:val="left"/>
+            </w:pPr>
+            <m:oMath>
+              <m:r>
+                <m:rPr>
+                  <m:sty m:val="p"/>
+                </m:rPr>
+                <m:t>≤</m:t>
+              </m:r>
+              <m:r>
+                <m:t>0.02</m:t>
+              </m:r>
+            </m:oMath>
+          </w:p>
+        </w:tc>
+      </w:tr>
+      <w:tr>
+        <w:tc>
+          <w:tcPr/>
+          <w:p>
+            <w:pPr>
+              <w:pStyle w:val="Compact"/>
+              <w:jc w:val="left"/>
+            </w:pPr>
+            <w:r>
+              <w:t xml:space="preserve">TTS-M04 (FKCR)</w:t>
+            </w:r>
+          </w:p>
+        </w:tc>
+        <w:tc>
+          <w:tcPr/>
+          <w:p>
+            <w:pPr>
+              <w:pStyle w:val="Compact"/>
+              <w:jc w:val="left"/>
+            </w:pPr>
+            <w:r>
+              <w:t xml:space="preserve">Higher better</w:t>
+            </w:r>
+          </w:p>
+        </w:tc>
+        <w:tc>
+          <w:tcPr/>
+          <w:p>
+            <w:pPr>
+              <w:pStyle w:val="Compact"/>
+              <w:jc w:val="left"/>
+            </w:pPr>
+            <m:oMath>
+              <m:r>
+                <m:rPr>
+                  <m:sty m:val="p"/>
+                </m:rPr>
+                <m:t>≥</m:t>
+              </m:r>
+              <m:r>
+                <m:t>0.95</m:t>
+              </m:r>
+            </m:oMath>
+          </w:p>
+        </w:tc>
+      </w:tr>
+      <w:tr>
+        <w:tc>
+          <w:tcPr/>
+          <w:p>
+            <w:pPr>
+              <w:pStyle w:val="Compact"/>
+              <w:jc w:val="left"/>
+            </w:pPr>
+            <w:r>
+              <w:t xml:space="preserve">TTS-M05 (SAS)</w:t>
+            </w:r>
+          </w:p>
+        </w:tc>
+        <w:tc>
+          <w:tcPr/>
+          <w:p>
+            <w:pPr>
+              <w:pStyle w:val="Compact"/>
+              <w:jc w:val="left"/>
+            </w:pPr>
+            <w:r>
+              <w:t xml:space="preserve">Higher better</w:t>
+            </w:r>
+          </w:p>
+        </w:tc>
+        <w:tc>
+          <w:tcPr/>
+          <w:p>
+            <w:pPr>
+              <w:pStyle w:val="Compact"/>
+              <w:jc w:val="left"/>
+            </w:pPr>
+            <m:oMath>
+              <m:r>
+                <m:rPr>
+                  <m:sty m:val="p"/>
+                </m:rPr>
+                <m:t>≥</m:t>
+              </m:r>
+              <m:r>
+                <m:t>0.80</m:t>
+              </m:r>
+            </m:oMath>
+          </w:p>
+        </w:tc>
+      </w:tr>
+      <w:tr>
+        <w:tc>
+          <w:tcPr/>
+          <w:p>
+            <w:pPr>
+              <w:pStyle w:val="Compact"/>
+              <w:jc w:val="left"/>
+            </w:pPr>
+            <w:r>
+              <w:t xml:space="preserve">TTS-M06 (IPR)</w:t>
+            </w:r>
+          </w:p>
+        </w:tc>
+        <w:tc>
+          <w:tcPr/>
+          <w:p>
+            <w:pPr>
+              <w:pStyle w:val="Compact"/>
+              <w:jc w:val="left"/>
+            </w:pPr>
+            <w:r>
+              <w:t xml:space="preserve">Higher better</w:t>
+            </w:r>
+          </w:p>
+        </w:tc>
+        <w:tc>
+          <w:tcPr/>
+          <w:p>
+            <w:pPr>
+              <w:pStyle w:val="Compact"/>
+              <w:jc w:val="left"/>
+            </w:pPr>
+            <m:oMath>
+              <m:r>
+                <m:rPr>
+                  <m:sty m:val="p"/>
+                </m:rPr>
+                <m:t>≥</m:t>
+              </m:r>
+              <m:r>
+                <m:t>0.90</m:t>
+              </m:r>
+            </m:oMath>
+          </w:p>
+        </w:tc>
+      </w:tr>
+      <w:tr>
+        <w:tc>
+          <w:tcPr/>
+          <w:p>
+            <w:pPr>
+              <w:pStyle w:val="Compact"/>
+              <w:jc w:val="left"/>
+            </w:pPr>
+            <w:r>
+              <w:t xml:space="preserve">TTS-M07 (TDS)</w:t>
+            </w:r>
+          </w:p>
+        </w:tc>
+        <w:tc>
+          <w:tcPr/>
+          <w:p>
+            <w:pPr>
+              <w:pStyle w:val="Compact"/>
+              <w:jc w:val="left"/>
+            </w:pPr>
+            <w:r>
+              <w:t xml:space="preserve">Lower better</w:t>
+            </w:r>
+          </w:p>
+        </w:tc>
+        <w:tc>
+          <w:tcPr/>
+          <w:p>
+            <w:pPr>
+              <w:pStyle w:val="Compact"/>
+              <w:jc w:val="left"/>
+            </w:pPr>
+            <m:oMath>
+              <m:r>
+                <m:rPr>
+                  <m:sty m:val="p"/>
+                </m:rPr>
+                <m:t>≤</m:t>
+              </m:r>
+              <m:r>
+                <m:t>0.15</m:t>
+              </m:r>
+            </m:oMath>
+          </w:p>
+        </w:tc>
+      </w:tr>
+      <w:tr>
+        <w:tc>
+          <w:tcPr/>
+          <w:p>
+            <w:pPr>
+              <w:pStyle w:val="Compact"/>
+              <w:jc w:val="left"/>
+            </w:pPr>
+            <w:r>
+              <w:t xml:space="preserve">TTS-M08 (ARR)</w:t>
+            </w:r>
+          </w:p>
+        </w:tc>
+        <w:tc>
+          <w:tcPr/>
+          <w:p>
+            <w:pPr>
+              <w:pStyle w:val="Compact"/>
+              <w:jc w:val="left"/>
+            </w:pPr>
+            <w:r>
+              <w:t xml:space="preserve">Higher better</w:t>
+            </w:r>
+          </w:p>
+        </w:tc>
+        <w:tc>
+          <w:tcPr/>
+          <w:p>
+            <w:pPr>
+              <w:pStyle w:val="Compact"/>
+              <w:jc w:val="left"/>
+            </w:pPr>
+            <m:oMath>
+              <m:r>
+                <m:rPr>
+                  <m:sty m:val="p"/>
+                </m:rPr>
+                <m:t>≥</m:t>
+              </m:r>
+              <m:r>
+                <m:t>0.75</m:t>
+              </m:r>
+            </m:oMath>
+          </w:p>
+        </w:tc>
+      </w:tr>
+      <w:tr>
+        <w:tc>
+          <w:tcPr/>
+          <w:p>
+            <w:pPr>
+              <w:pStyle w:val="Compact"/>
+              <w:jc w:val="left"/>
+            </w:pPr>
+            <w:r>
+              <w:t xml:space="preserve">TTS-M09 (ESR)</w:t>
+            </w:r>
+          </w:p>
+        </w:tc>
+        <w:tc>
+          <w:tcPr/>
+          <w:p>
+            <w:pPr>
+              <w:pStyle w:val="Compact"/>
+              <w:jc w:val="left"/>
+            </w:pPr>
+            <w:r>
+              <w:t xml:space="preserve">Higher better</w:t>
+            </w:r>
+          </w:p>
+        </w:tc>
+        <w:tc>
+          <w:tcPr/>
+          <w:p>
+            <w:pPr>
+              <w:pStyle w:val="Compact"/>
+              <w:jc w:val="left"/>
+            </w:pPr>
+            <m:oMath>
+              <m:r>
+                <m:rPr>
+                  <m:sty m:val="p"/>
+                </m:rPr>
+                <m:t>≥</m:t>
+              </m:r>
+              <m:r>
+                <m:t>0.95</m:t>
+              </m:r>
+            </m:oMath>
+          </w:p>
+        </w:tc>
+      </w:tr>
+      <w:tr>
+        <w:tc>
+          <w:tcPr/>
+          <w:p>
+            <w:pPr>
+              <w:pStyle w:val="Compact"/>
+              <w:jc w:val="left"/>
+            </w:pPr>
+            <w:r>
+              <w:t xml:space="preserve">TTS-M10 (RFS)</w:t>
+            </w:r>
+          </w:p>
+        </w:tc>
+        <w:tc>
+          <w:tcPr/>
+          <w:p>
+            <w:pPr>
+              <w:pStyle w:val="Compact"/>
+              <w:jc w:val="left"/>
+            </w:pPr>
+            <w:r>
+              <w:t xml:space="preserve">Higher better</w:t>
+            </w:r>
+          </w:p>
+        </w:tc>
+        <w:tc>
+          <w:tcPr/>
+          <w:p>
+            <w:pPr>
+              <w:pStyle w:val="Compact"/>
+              <w:jc w:val="left"/>
+            </w:pPr>
+            <m:oMath>
+              <m:r>
+                <m:rPr>
+                  <m:sty m:val="p"/>
+                </m:rPr>
+                <m:t>≥</m:t>
+              </m:r>
+              <m:r>
+                <m:t>0.85</m:t>
+              </m:r>
+            </m:oMath>
+          </w:p>
+        </w:tc>
+      </w:tr>
+      <w:tr>
+        <w:tc>
+          <w:tcPr/>
+          <w:p>
+            <w:pPr>
+              <w:pStyle w:val="Compact"/>
+              <w:jc w:val="left"/>
+            </w:pPr>
+            <w:r>
+              <w:t xml:space="preserve">TTS-M11 (CDD)</w:t>
+            </w:r>
+          </w:p>
+        </w:tc>
+        <w:tc>
+          <w:tcPr/>
+          <w:p>
+            <w:pPr>
+              <w:pStyle w:val="Compact"/>
+              <w:jc w:val="left"/>
+            </w:pPr>
+            <w:r>
+              <w:t xml:space="preserve">Lower better</w:t>
+            </w:r>
+          </w:p>
+        </w:tc>
+        <w:tc>
+          <w:tcPr/>
+          <w:p>
+            <w:pPr>
+              <w:pStyle w:val="Compact"/>
+              <w:jc w:val="left"/>
+            </w:pPr>
+            <m:oMath>
+              <m:r>
+                <m:rPr>
+                  <m:sty m:val="p"/>
+                </m:rPr>
+                <m:t>≤</m:t>
+              </m:r>
+              <m:r>
+                <m:t>0.10</m:t>
+              </m:r>
+            </m:oMath>
+          </w:p>
+        </w:tc>
+      </w:tr>
+      <w:tr>
+        <w:tc>
+          <w:tcPr/>
+          <w:p>
+            <w:pPr>
+              <w:pStyle w:val="Compact"/>
+              <w:jc w:val="left"/>
+            </w:pPr>
+            <w:r>
+              <w:t xml:space="preserve">TTS-M12 (TCD)</w:t>
+            </w:r>
+          </w:p>
+        </w:tc>
+        <w:tc>
+          <w:tcPr/>
+          <w:p>
+            <w:pPr>
+              <w:pStyle w:val="Compact"/>
+              <w:jc w:val="left"/>
+            </w:pPr>
+            <w:r>
+              <w:t xml:space="preserve">Lower better</w:t>
+            </w:r>
+          </w:p>
+        </w:tc>
+        <w:tc>
+          <w:tcPr/>
+          <w:p>
+            <w:pPr>
+              <w:pStyle w:val="Compact"/>
+              <w:jc w:val="left"/>
+            </w:pPr>
+            <m:oMath>
+              <m:r>
+                <m:rPr>
+                  <m:sty m:val="p"/>
+                </m:rPr>
+                <m:t>≤</m:t>
+              </m:r>
+              <m:r>
+                <m:t>0.05</m:t>
+              </m:r>
+            </m:oMath>
+          </w:p>
+        </w:tc>
+      </w:tr>
+      <w:tr>
+        <w:tc>
+          <w:tcPr/>
+          <w:p>
+            <w:pPr>
+              <w:pStyle w:val="Compact"/>
+              <w:jc w:val="left"/>
+            </w:pPr>
+            <w:r>
+              <w:t xml:space="preserve">TTS-EVAL</w:t>
+            </w:r>
+          </w:p>
+        </w:tc>
+        <w:tc>
+          <w:tcPr/>
+          <w:p>
+            <w:pPr>
+              <w:pStyle w:val="Compact"/>
+              <w:jc w:val="left"/>
+            </w:pPr>
+            <w:r>
+              <w:t xml:space="preserve">Higher better</w:t>
+            </w:r>
+          </w:p>
+        </w:tc>
+        <w:tc>
+          <w:tcPr/>
+          <w:p>
+            <w:pPr>
+              <w:pStyle w:val="Compact"/>
+              <w:jc w:val="left"/>
+            </w:pPr>
+            <m:oMath>
+              <m:r>
+                <m:rPr>
+                  <m:sty m:val="p"/>
+                </m:rPr>
+                <m:t>≥</m:t>
+              </m:r>
+              <m:r>
+                <m:t>70</m:t>
+              </m:r>
+            </m:oMath>
+            <w:r>
+              <w:t xml:space="preserve"> </w:t>
+            </w:r>
+            <w:r>
+              <w:t xml:space="preserve">(production)</w:t>
+            </w:r>
+          </w:p>
+        </w:tc>
+      </w:tr>
+    </w:tbl>
+    <w:bookmarkEnd w:id="95"/>
+    <w:bookmarkEnd w:id="96"/>
+    <w:bookmarkStart w:id="97" w:name="relationship-to-core-safety-metrics"/>
+    <w:p>
+      <w:pPr>
+        <w:pStyle w:val="Heading3"/>
+      </w:pPr>
+      <w:r>
+        <w:t xml:space="preserve">Relationship to Core Safety Metrics</w:t>
+      </w:r>
+    </w:p>
+    <w:p>
+      <w:pPr>
+        <w:pStyle w:val="FirstParagraph"/>
+      </w:pPr>
+      <w:r>
+        <w:t xml:space="preserve">The TTS metrics complement, not replace, the core 12 safety metrics:</w:t>
       </w:r>
     </w:p>
     <w:p>
@@ -18749,6 +20644,2205 @@
         <w:numPr>
           <w:ilvl w:val="0"/>
           <w:numId w:val="1023"/>
+        </w:numPr>
+      </w:pPr>
+      <w:r>
+        <w:rPr>
+          <w:b/>
+          <w:bCs/>
+        </w:rPr>
+        <w:t xml:space="preserve">M-02 (Tool Call Accuracy)</w:t>
+      </w:r>
+      <w:r>
+        <w:t xml:space="preserve"> </w:t>
+      </w:r>
+      <w:r>
+        <w:t xml:space="preserve">maps to</w:t>
+      </w:r>
+      <w:r>
+        <w:t xml:space="preserve"> </w:t>
+      </w:r>
+      <w:r>
+        <w:rPr>
+          <w:b/>
+          <w:bCs/>
+        </w:rPr>
+        <w:t xml:space="preserve">TTS-M09 (ESR)</w:t>
+      </w:r>
+      <w:r>
+        <w:t xml:space="preserve"> </w:t>
+      </w:r>
+      <w:r>
+        <w:t xml:space="preserve">for SQL execution</w:t>
+      </w:r>
+    </w:p>
+    <w:p>
+      <w:pPr>
+        <w:numPr>
+          <w:ilvl w:val="0"/>
+          <w:numId w:val="1023"/>
+        </w:numPr>
+      </w:pPr>
+      <w:r>
+        <w:rPr>
+          <w:b/>
+          <w:bCs/>
+        </w:rPr>
+        <w:t xml:space="preserve">M-04 (Audit Trace Completeness)</w:t>
+      </w:r>
+      <w:r>
+        <w:t xml:space="preserve"> </w:t>
+      </w:r>
+      <w:r>
+        <w:t xml:space="preserve">is satisfied by TTS drift telemetry tables</w:t>
+      </w:r>
+    </w:p>
+    <w:p>
+      <w:pPr>
+        <w:numPr>
+          <w:ilvl w:val="0"/>
+          <w:numId w:val="1023"/>
+        </w:numPr>
+      </w:pPr>
+      <w:r>
+        <w:rPr>
+          <w:b/>
+          <w:bCs/>
+        </w:rPr>
+        <w:t xml:space="preserve">M-07 (Hallucination Rate)</w:t>
+      </w:r>
+      <w:r>
+        <w:t xml:space="preserve"> </w:t>
+      </w:r>
+      <w:r>
+        <w:t xml:space="preserve">maps to</w:t>
+      </w:r>
+      <w:r>
+        <w:t xml:space="preserve"> </w:t>
+      </w:r>
+      <w:r>
+        <w:rPr>
+          <w:b/>
+          <w:bCs/>
+        </w:rPr>
+        <w:t xml:space="preserve">TTS-M06 (IPR)</w:t>
+      </w:r>
+      <w:r>
+        <w:t xml:space="preserve"> </w:t>
+      </w:r>
+      <w:r>
+        <w:t xml:space="preserve">for intent preservation</w:t>
+      </w:r>
+    </w:p>
+    <w:p>
+      <w:pPr>
+        <w:pStyle w:val="FirstParagraph"/>
+      </w:pPr>
+      <w:r>
+        <w:t xml:space="preserve">For complete TTS drift metric definitions, formulas, and implementation details,</w:t>
+      </w:r>
+      <w:r>
+        <w:t xml:space="preserve"> </w:t>
+      </w:r>
+      <w:r>
+        <w:t xml:space="preserve">see</w:t>
+      </w:r>
+      <w:r>
+        <w:t xml:space="preserve"> </w:t>
+      </w:r>
+      <w:r>
+        <w:rPr>
+          <w:rStyle w:val="VerbatimChar"/>
+        </w:rPr>
+        <w:t xml:space="preserve">docs/latex/specs/simula/chapters/18-text-to-sql-drift.tex</w:t>
+      </w:r>
+      <w:r>
+        <w:t xml:space="preserve">.</w:t>
+      </w:r>
+    </w:p>
+    <w:bookmarkEnd w:id="97"/>
+    <w:bookmarkEnd w:id="98"/>
+    <w:bookmarkStart w:id="108" w:name="sec:persona-safety-metrics"/>
+    <w:p>
+      <w:pPr>
+        <w:pStyle w:val="Heading2"/>
+      </w:pPr>
+      <w:r>
+        <w:t xml:space="preserve">Persona-Aware Safety Metrics (PER-M01 to PER-M04)</w:t>
+      </w:r>
+    </w:p>
+    <w:p>
+      <w:pPr>
+        <w:pStyle w:val="FirstParagraph"/>
+      </w:pPr>
+      <w:r>
+        <w:t xml:space="preserve">For AI systems serving diverse user populations and agent workers with varying</w:t>
+      </w:r>
+      <w:r>
+        <w:t xml:space="preserve"> </w:t>
+      </w:r>
+      <w:r>
+        <w:t xml:space="preserve">levels of domain expertise, the following persona-aware metrics ensure fair</w:t>
+      </w:r>
+      <w:r>
+        <w:t xml:space="preserve"> </w:t>
+      </w:r>
+      <w:r>
+        <w:t xml:space="preserve">and appropriate treatment across all communicator types.</w:t>
+      </w:r>
+    </w:p>
+    <w:bookmarkStart w:id="100" w:name="metric-definitions"/>
+    <w:p>
+      <w:pPr>
+        <w:pStyle w:val="Heading3"/>
+      </w:pPr>
+      <w:r>
+        <w:t xml:space="preserve">Metric Definitions</w:t>
+      </w:r>
+    </w:p>
+    <w:bookmarkStart w:id="99" w:name="tab:persona-metrics"/>
+    <w:p>
+      <w:pPr>
+        <w:pStyle w:val="TableCaption"/>
+      </w:pPr>
+      <w:r>
+        <w:t xml:space="preserve">Persona-Aware Safety Metrics (4 Metrics)</w:t>
+      </w:r>
+    </w:p>
+    <w:tbl>
+      <w:tblPr>
+        <w:tblStyle w:val="Table"/>
+        <w:tblW w:type="auto" w:w="0"/>
+        <w:tblLook w:firstRow="1" w:lastRow="0" w:firstColumn="0" w:lastColumn="0" w:noHBand="0" w:noVBand="0" w:val="0020"/>
+        <w:tblCaption w:val="Persona-Aware Safety Metrics (4 Metrics)"/>
+      </w:tblPr>
+      <w:tblGrid>
+        <w:gridCol w:w="1980"/>
+        <w:gridCol w:w="1980"/>
+        <w:gridCol w:w="1980"/>
+        <w:gridCol w:w="1980"/>
+      </w:tblGrid>
+      <w:tr>
+        <w:trPr>
+          <w:tblHeader w:val="on"/>
+        </w:trPr>
+        <w:tc>
+          <w:tcPr/>
+          <w:p>
+            <w:pPr>
+              <w:pStyle w:val="Compact"/>
+              <w:jc w:val="left"/>
+            </w:pPr>
+            <w:r>
+              <w:rPr>
+                <w:b/>
+                <w:bCs/>
+              </w:rPr>
+              <w:t xml:space="preserve">ID</w:t>
+            </w:r>
+          </w:p>
+        </w:tc>
+        <w:tc>
+          <w:tcPr/>
+          <w:p>
+            <w:pPr>
+              <w:pStyle w:val="Compact"/>
+              <w:jc w:val="left"/>
+            </w:pPr>
+            <w:r>
+              <w:rPr>
+                <w:b/>
+                <w:bCs/>
+              </w:rPr>
+              <w:t xml:space="preserve">Name</w:t>
+            </w:r>
+          </w:p>
+        </w:tc>
+        <w:tc>
+          <w:tcPr/>
+          <w:p>
+            <w:pPr>
+              <w:pStyle w:val="Compact"/>
+              <w:jc w:val="left"/>
+            </w:pPr>
+            <w:r>
+              <w:rPr>
+                <w:b/>
+                <w:bCs/>
+              </w:rPr>
+              <w:t xml:space="preserve">Definition</w:t>
+            </w:r>
+          </w:p>
+        </w:tc>
+        <w:tc>
+          <w:tcPr/>
+          <w:p>
+            <w:pPr>
+              <w:pStyle w:val="Compact"/>
+              <w:jc w:val="left"/>
+            </w:pPr>
+            <w:r>
+              <w:rPr>
+                <w:b/>
+                <w:bCs/>
+              </w:rPr>
+              <w:t xml:space="preserve">Safety Link</w:t>
+            </w:r>
+          </w:p>
+        </w:tc>
+      </w:tr>
+      <w:tr>
+        <w:tc>
+          <w:tcPr/>
+          <w:p>
+            <w:pPr>
+              <w:pStyle w:val="Compact"/>
+              <w:jc w:val="left"/>
+            </w:pPr>
+            <w:r>
+              <w:rPr>
+                <w:rStyle w:val="VerbatimChar"/>
+              </w:rPr>
+              <w:t xml:space="preserve">PER-M01</w:t>
+            </w:r>
+          </w:p>
+        </w:tc>
+        <w:tc>
+          <w:tcPr/>
+          <w:p>
+            <w:pPr>
+              <w:pStyle w:val="Compact"/>
+              <w:jc w:val="left"/>
+            </w:pPr>
+            <w:r>
+              <w:t xml:space="preserve">Persona Coverage Rate</w:t>
+            </w:r>
+          </w:p>
+        </w:tc>
+        <w:tc>
+          <w:tcPr/>
+          <w:p>
+            <w:pPr>
+              <w:pStyle w:val="Compact"/>
+              <w:jc w:val="left"/>
+            </w:pPr>
+            <w:r>
+              <w:t xml:space="preserve">Fraction of personas with adequate training data</w:t>
+            </w:r>
+          </w:p>
+        </w:tc>
+        <w:tc>
+          <w:tcPr/>
+          <w:p>
+            <w:pPr>
+              <w:pStyle w:val="Compact"/>
+              <w:jc w:val="left"/>
+            </w:pPr>
+            <w:r>
+              <w:t xml:space="preserve">S-08 (Data Quality)</w:t>
+            </w:r>
+          </w:p>
+        </w:tc>
+      </w:tr>
+      <w:tr>
+        <w:tc>
+          <w:tcPr/>
+          <w:p>
+            <w:pPr>
+              <w:pStyle w:val="Compact"/>
+              <w:jc w:val="left"/>
+            </w:pPr>
+            <w:r>
+              <w:rPr>
+                <w:rStyle w:val="VerbatimChar"/>
+              </w:rPr>
+              <w:t xml:space="preserve">PER-M02</w:t>
+            </w:r>
+          </w:p>
+        </w:tc>
+        <w:tc>
+          <w:tcPr/>
+          <w:p>
+            <w:pPr>
+              <w:pStyle w:val="Compact"/>
+              <w:jc w:val="left"/>
+            </w:pPr>
+            <w:r>
+              <w:t xml:space="preserve">Expertise Consistency</w:t>
+            </w:r>
+          </w:p>
+        </w:tc>
+        <w:tc>
+          <w:tcPr/>
+          <w:p>
+            <w:pPr>
+              <w:pStyle w:val="Compact"/>
+              <w:jc w:val="left"/>
+            </w:pPr>
+            <w:r>
+              <w:t xml:space="preserve">Fraction of prompts matching persona expertise</w:t>
+            </w:r>
+          </w:p>
+        </w:tc>
+        <w:tc>
+          <w:tcPr/>
+          <w:p>
+            <w:pPr>
+              <w:pStyle w:val="Compact"/>
+              <w:jc w:val="left"/>
+            </w:pPr>
+            <w:r>
+              <w:t xml:space="preserve">S-01 (Accuracy)</w:t>
+            </w:r>
+          </w:p>
+        </w:tc>
+      </w:tr>
+      <w:tr>
+        <w:tc>
+          <w:tcPr/>
+          <w:p>
+            <w:pPr>
+              <w:pStyle w:val="Compact"/>
+              <w:jc w:val="left"/>
+            </w:pPr>
+            <w:r>
+              <w:rPr>
+                <w:rStyle w:val="VerbatimChar"/>
+              </w:rPr>
+              <w:t xml:space="preserve">PER-M03</w:t>
+            </w:r>
+          </w:p>
+        </w:tc>
+        <w:tc>
+          <w:tcPr/>
+          <w:p>
+            <w:pPr>
+              <w:pStyle w:val="Compact"/>
+              <w:jc w:val="left"/>
+            </w:pPr>
+            <w:r>
+              <w:t xml:space="preserve">Cross-Persona Fairness</w:t>
+            </w:r>
+          </w:p>
+        </w:tc>
+        <w:tc>
+          <w:tcPr/>
+          <w:p>
+            <w:pPr>
+              <w:pStyle w:val="Compact"/>
+              <w:jc w:val="left"/>
+            </w:pPr>
+            <w:r>
+              <w:t xml:space="preserve">Maximum deviation from uniform persona coverage</w:t>
+            </w:r>
+          </w:p>
+        </w:tc>
+        <w:tc>
+          <w:tcPr/>
+          <w:p>
+            <w:pPr>
+              <w:pStyle w:val="Compact"/>
+              <w:jc w:val="left"/>
+            </w:pPr>
+            <w:r>
+              <w:t xml:space="preserve">S-04 (Fairness)</w:t>
+            </w:r>
+          </w:p>
+        </w:tc>
+      </w:tr>
+      <w:tr>
+        <w:tc>
+          <w:tcPr/>
+          <w:p>
+            <w:pPr>
+              <w:pStyle w:val="Compact"/>
+              <w:jc w:val="left"/>
+            </w:pPr>
+            <w:r>
+              <w:rPr>
+                <w:rStyle w:val="VerbatimChar"/>
+              </w:rPr>
+              <w:t xml:space="preserve">PER-M04</w:t>
+            </w:r>
+          </w:p>
+        </w:tc>
+        <w:tc>
+          <w:tcPr/>
+          <w:p>
+            <w:pPr>
+              <w:pStyle w:val="Compact"/>
+              <w:jc w:val="left"/>
+            </w:pPr>
+            <w:r>
+              <w:t xml:space="preserve">Per-Persona Drift Score</w:t>
+            </w:r>
+          </w:p>
+        </w:tc>
+        <w:tc>
+          <w:tcPr/>
+          <w:p>
+            <w:pPr>
+              <w:pStyle w:val="Compact"/>
+              <w:jc w:val="left"/>
+            </w:pPr>
+            <w:r>
+              <w:t xml:space="preserve">SSG Z-score computed per persona</w:t>
+            </w:r>
+          </w:p>
+        </w:tc>
+        <w:tc>
+          <w:tcPr/>
+          <w:p>
+            <w:pPr>
+              <w:pStyle w:val="Compact"/>
+              <w:jc w:val="left"/>
+            </w:pPr>
+            <w:r>
+              <w:t xml:space="preserve">S-02 (Robustness)</w:t>
+            </w:r>
+          </w:p>
+        </w:tc>
+      </w:tr>
+    </w:tbl>
+    <w:bookmarkEnd w:id="99"/>
+    <w:bookmarkEnd w:id="100"/>
+    <w:bookmarkStart w:id="101" w:name="per-m01-persona-coverage-rate"/>
+    <w:p>
+      <w:pPr>
+        <w:pStyle w:val="Heading3"/>
+      </w:pPr>
+      <w:r>
+        <w:t xml:space="preserve">PER-M01: Persona Coverage Rate</w:t>
+      </w:r>
+    </w:p>
+    <w:p>
+      <w:pPr>
+        <w:pStyle w:val="FirstParagraph"/>
+      </w:pPr>
+      <m:oMathPara>
+        <m:oMathParaPr>
+          <m:jc m:val="center"/>
+        </m:oMathParaPr>
+        <m:oMath>
+          <m:borderBox>
+            <m:e>
+              <m:r>
+                <m:t>P</m:t>
+              </m:r>
+              <m:r>
+                <m:t>E</m:t>
+              </m:r>
+              <m:r>
+                <m:t>R</m:t>
+              </m:r>
+              <m:r>
+                <m:rPr>
+                  <m:sty m:val="p"/>
+                </m:rPr>
+                <m:t>_</m:t>
+              </m:r>
+              <m:r>
+                <m:t>M</m:t>
+              </m:r>
+              <m:r>
+                <m:t>01</m:t>
+              </m:r>
+              <m:r>
+                <m:rPr>
+                  <m:sty m:val="p"/>
+                </m:rPr>
+                <m:t>=</m:t>
+              </m:r>
+              <m:f>
+                <m:fPr>
+                  <m:type m:val="bar"/>
+                </m:fPr>
+                <m:num>
+                  <m:r>
+                    <m:rPr>
+                      <m:sty m:val="p"/>
+                    </m:rPr>
+                    <m:t>|</m:t>
+                  </m:r>
+                  <m:r>
+                    <m:rPr>
+                      <m:sty m:val="p"/>
+                    </m:rPr>
+                    <m:t>{</m:t>
+                  </m:r>
+                  <m:r>
+                    <m:t>p</m:t>
+                  </m:r>
+                  <m:r>
+                    <m:rPr>
+                      <m:sty m:val="p"/>
+                    </m:rPr>
+                    <m:t>:</m:t>
+                  </m:r>
+                  <m:sSub>
+                    <m:e>
+                      <m:r>
+                        <m:t>N</m:t>
+                      </m:r>
+                    </m:e>
+                    <m:sub>
+                      <m:r>
+                        <m:t>p</m:t>
+                      </m:r>
+                    </m:sub>
+                  </m:sSub>
+                  <m:r>
+                    <m:rPr>
+                      <m:sty m:val="p"/>
+                    </m:rPr>
+                    <m:t>≥</m:t>
+                  </m:r>
+                  <m:sSub>
+                    <m:e>
+                      <m:r>
+                        <m:t>N</m:t>
+                      </m:r>
+                    </m:e>
+                    <m:sub>
+                      <m:r>
+                        <m:rPr>
+                          <m:sty m:val="p"/>
+                        </m:rPr>
+                        <m:t>min</m:t>
+                      </m:r>
+                    </m:sub>
+                  </m:sSub>
+                  <m:r>
+                    <m:rPr>
+                      <m:sty m:val="p"/>
+                    </m:rPr>
+                    <m:t>}</m:t>
+                  </m:r>
+                  <m:r>
+                    <m:rPr>
+                      <m:sty m:val="p"/>
+                    </m:rPr>
+                    <m:t>|</m:t>
+                  </m:r>
+                </m:num>
+                <m:den>
+                  <m:r>
+                    <m:rPr>
+                      <m:sty m:val="p"/>
+                    </m:rPr>
+                    <m:t>|</m:t>
+                  </m:r>
+                  <m:r>
+                    <m:t>P</m:t>
+                  </m:r>
+                  <m:r>
+                    <m:rPr>
+                      <m:sty m:val="p"/>
+                    </m:rPr>
+                    <m:t>|</m:t>
+                  </m:r>
+                </m:den>
+              </m:f>
+            </m:e>
+          </m:borderBox>
+        </m:oMath>
+      </m:oMathPara>
+    </w:p>
+    <w:p>
+      <w:pPr>
+        <w:pStyle w:val="DefinitionTerm"/>
+      </w:pPr>
+      <w:r>
+        <w:t xml:space="preserve">Variables</w:t>
+      </w:r>
+    </w:p>
+    <w:p>
+      <w:pPr>
+        <w:pStyle w:val="Definition"/>
+      </w:pPr>
+      <m:oMath>
+        <m:r>
+          <m:t>P</m:t>
+        </m:r>
+      </m:oMath>
+      <w:r>
+        <w:t xml:space="preserve"> </w:t>
+      </w:r>
+      <w:r>
+        <w:t xml:space="preserve">= set of all defined personas;</w:t>
+      </w:r>
+      <w:r>
+        <w:t xml:space="preserve"> </w:t>
+      </w:r>
+      <m:oMath>
+        <m:sSub>
+          <m:e>
+            <m:r>
+              <m:t>N</m:t>
+            </m:r>
+          </m:e>
+          <m:sub>
+            <m:r>
+              <m:t>p</m:t>
+            </m:r>
+          </m:sub>
+        </m:sSub>
+      </m:oMath>
+      <w:r>
+        <w:t xml:space="preserve"> </w:t>
+      </w:r>
+      <w:r>
+        <w:t xml:space="preserve">= training samples for persona</w:t>
+      </w:r>
+      <w:r>
+        <w:t xml:space="preserve"> </w:t>
+      </w:r>
+      <m:oMath>
+        <m:r>
+          <m:t>p</m:t>
+        </m:r>
+      </m:oMath>
+      <w:r>
+        <w:t xml:space="preserve">;</w:t>
+      </w:r>
+      <w:r>
+        <w:t xml:space="preserve"> </w:t>
+      </w:r>
+      <m:oMath>
+        <m:sSub>
+          <m:e>
+            <m:r>
+              <m:t>N</m:t>
+            </m:r>
+          </m:e>
+          <m:sub>
+            <m:r>
+              <m:rPr>
+                <m:sty m:val="p"/>
+              </m:rPr>
+              <m:t>min</m:t>
+            </m:r>
+          </m:sub>
+        </m:sSub>
+      </m:oMath>
+      <w:r>
+        <w:t xml:space="preserve"> </w:t>
+      </w:r>
+      <w:r>
+        <w:t xml:space="preserve">= minimum samples (default 100)</w:t>
+      </w:r>
+    </w:p>
+    <w:p>
+      <w:pPr>
+        <w:pStyle w:val="DefinitionTerm"/>
+      </w:pPr>
+      <w:r>
+        <w:t xml:space="preserve">Direction</w:t>
+      </w:r>
+    </w:p>
+    <w:p>
+      <w:pPr>
+        <w:pStyle w:val="Definition"/>
+      </w:pPr>
+      <w:r>
+        <w:t xml:space="preserve">Higher is better</w:t>
+      </w:r>
+    </w:p>
+    <w:p>
+      <w:pPr>
+        <w:pStyle w:val="DefinitionTerm"/>
+      </w:pPr>
+      <w:r>
+        <w:t xml:space="preserve">Threshold</w:t>
+      </w:r>
+    </w:p>
+    <w:p>
+      <w:pPr>
+        <w:pStyle w:val="Definition"/>
+      </w:pPr>
+      <m:oMath>
+        <m:r>
+          <m:t>P</m:t>
+        </m:r>
+        <m:r>
+          <m:t>E</m:t>
+        </m:r>
+        <m:r>
+          <m:t>R</m:t>
+        </m:r>
+        <m:r>
+          <m:rPr>
+            <m:sty m:val="p"/>
+          </m:rPr>
+          <m:t>_</m:t>
+        </m:r>
+        <m:r>
+          <m:t>M</m:t>
+        </m:r>
+        <m:r>
+          <m:t>01</m:t>
+        </m:r>
+        <m:r>
+          <m:rPr>
+            <m:sty m:val="p"/>
+          </m:rPr>
+          <m:t>≥</m:t>
+        </m:r>
+        <m:r>
+          <m:t>0.95</m:t>
+        </m:r>
+      </m:oMath>
+      <w:r>
+        <w:t xml:space="preserve"> </w:t>
+      </w:r>
+      <w:r>
+        <w:t xml:space="preserve">required</w:t>
+      </w:r>
+    </w:p>
+    <w:p>
+      <w:pPr>
+        <w:pStyle w:val="DefinitionTerm"/>
+      </w:pPr>
+      <w:r>
+        <w:t xml:space="preserve">Safety Link</w:t>
+      </w:r>
+    </w:p>
+    <w:p>
+      <w:pPr>
+        <w:pStyle w:val="Definition"/>
+      </w:pPr>
+      <w:r>
+        <w:t xml:space="preserve">S-08 (Data Quality) — ensures training data represents all user types</w:t>
+      </w:r>
+    </w:p>
+    <w:bookmarkEnd w:id="101"/>
+    <w:bookmarkStart w:id="102" w:name="per-m02-expertise-consistency-rate"/>
+    <w:p>
+      <w:pPr>
+        <w:pStyle w:val="Heading3"/>
+      </w:pPr>
+      <w:r>
+        <w:t xml:space="preserve">PER-M02: Expertise Consistency Rate</w:t>
+      </w:r>
+    </w:p>
+    <w:p>
+      <w:pPr>
+        <w:pStyle w:val="FirstParagraph"/>
+      </w:pPr>
+      <m:oMathPara>
+        <m:oMathParaPr>
+          <m:jc m:val="center"/>
+        </m:oMathParaPr>
+        <m:oMath>
+          <m:borderBox>
+            <m:e>
+              <m:r>
+                <m:t>P</m:t>
+              </m:r>
+              <m:r>
+                <m:t>E</m:t>
+              </m:r>
+              <m:r>
+                <m:t>R</m:t>
+              </m:r>
+              <m:r>
+                <m:rPr>
+                  <m:sty m:val="p"/>
+                </m:rPr>
+                <m:t>_</m:t>
+              </m:r>
+              <m:r>
+                <m:t>M</m:t>
+              </m:r>
+              <m:r>
+                <m:t>02</m:t>
+              </m:r>
+              <m:r>
+                <m:rPr>
+                  <m:sty m:val="p"/>
+                </m:rPr>
+                <m:t>=</m:t>
+              </m:r>
+              <m:f>
+                <m:fPr>
+                  <m:type m:val="bar"/>
+                </m:fPr>
+                <m:num>
+                  <m:sSub>
+                    <m:e>
+                      <m:r>
+                        <m:t>N</m:t>
+                      </m:r>
+                    </m:e>
+                    <m:sub>
+                      <m:r>
+                        <m:rPr>
+                          <m:nor/>
+                          <m:sty m:val="p"/>
+                        </m:rPr>
+                        <m:t>prompts matching persona complexity/terminology</m:t>
+                      </m:r>
+                    </m:sub>
+                  </m:sSub>
+                </m:num>
+                <m:den>
+                  <m:sSub>
+                    <m:e>
+                      <m:r>
+                        <m:t>N</m:t>
+                      </m:r>
+                    </m:e>
+                    <m:sub>
+                      <m:r>
+                        <m:rPr>
+                          <m:nor/>
+                          <m:sty m:val="p"/>
+                        </m:rPr>
+                        <m:t>total</m:t>
+                      </m:r>
+                    </m:sub>
+                  </m:sSub>
+                </m:den>
+              </m:f>
+            </m:e>
+          </m:borderBox>
+        </m:oMath>
+      </m:oMathPara>
+    </w:p>
+    <w:p>
+      <w:pPr>
+        <w:pStyle w:val="DefinitionTerm"/>
+      </w:pPr>
+      <w:r>
+        <w:t xml:space="preserve">Definition</w:t>
+      </w:r>
+    </w:p>
+    <w:p>
+      <w:pPr>
+        <w:pStyle w:val="Definition"/>
+      </w:pPr>
+      <w:r>
+        <w:t xml:space="preserve">A prompt</w:t>
+      </w:r>
+      <w:r>
+        <w:t xml:space="preserve"> </w:t>
+      </w:r>
+      <w:r>
+        <w:t xml:space="preserve">“matches”</w:t>
+      </w:r>
+      <w:r>
+        <w:t xml:space="preserve"> </w:t>
+      </w:r>
+      <w:r>
+        <w:t xml:space="preserve">if its complexity and terminology precision</w:t>
+      </w:r>
+      <w:r>
+        <w:t xml:space="preserve"> </w:t>
+      </w:r>
+      <w:r>
+        <w:t xml:space="preserve">fall within the expected range for its persona</w:t>
+      </w:r>
+    </w:p>
+    <w:p>
+      <w:pPr>
+        <w:pStyle w:val="DefinitionTerm"/>
+      </w:pPr>
+      <w:r>
+        <w:t xml:space="preserve">Direction</w:t>
+      </w:r>
+    </w:p>
+    <w:p>
+      <w:pPr>
+        <w:pStyle w:val="Definition"/>
+      </w:pPr>
+      <w:r>
+        <w:t xml:space="preserve">Higher is better</w:t>
+      </w:r>
+    </w:p>
+    <w:p>
+      <w:pPr>
+        <w:pStyle w:val="DefinitionTerm"/>
+      </w:pPr>
+      <w:r>
+        <w:t xml:space="preserve">Threshold</w:t>
+      </w:r>
+    </w:p>
+    <w:p>
+      <w:pPr>
+        <w:pStyle w:val="Definition"/>
+      </w:pPr>
+      <m:oMath>
+        <m:r>
+          <m:t>P</m:t>
+        </m:r>
+        <m:r>
+          <m:t>E</m:t>
+        </m:r>
+        <m:r>
+          <m:t>R</m:t>
+        </m:r>
+        <m:r>
+          <m:rPr>
+            <m:sty m:val="p"/>
+          </m:rPr>
+          <m:t>_</m:t>
+        </m:r>
+        <m:r>
+          <m:t>M</m:t>
+        </m:r>
+        <m:r>
+          <m:t>02</m:t>
+        </m:r>
+        <m:r>
+          <m:rPr>
+            <m:sty m:val="p"/>
+          </m:rPr>
+          <m:t>≥</m:t>
+        </m:r>
+        <m:r>
+          <m:t>0.90</m:t>
+        </m:r>
+      </m:oMath>
+      <w:r>
+        <w:t xml:space="preserve"> </w:t>
+      </w:r>
+      <w:r>
+        <w:t xml:space="preserve">required</w:t>
+      </w:r>
+    </w:p>
+    <w:p>
+      <w:pPr>
+        <w:pStyle w:val="DefinitionTerm"/>
+      </w:pPr>
+      <w:r>
+        <w:t xml:space="preserve">Safety Link</w:t>
+      </w:r>
+    </w:p>
+    <w:p>
+      <w:pPr>
+        <w:pStyle w:val="Definition"/>
+      </w:pPr>
+      <w:r>
+        <w:t xml:space="preserve">S-01 (Accuracy) — system accurately reflects user expertise</w:t>
+      </w:r>
+    </w:p>
+    <w:bookmarkEnd w:id="102"/>
+    <w:bookmarkStart w:id="103" w:name="per-m03-cross-persona-fairness"/>
+    <w:p>
+      <w:pPr>
+        <w:pStyle w:val="Heading3"/>
+      </w:pPr>
+      <w:r>
+        <w:t xml:space="preserve">PER-M03: Cross-Persona Fairness</w:t>
+      </w:r>
+    </w:p>
+    <w:p>
+      <w:pPr>
+        <w:pStyle w:val="FirstParagraph"/>
+      </w:pPr>
+      <m:oMathPara>
+        <m:oMathParaPr>
+          <m:jc m:val="center"/>
+        </m:oMathParaPr>
+        <m:oMath>
+          <m:borderBox>
+            <m:e>
+              <m:r>
+                <m:t>P</m:t>
+              </m:r>
+              <m:r>
+                <m:t>E</m:t>
+              </m:r>
+              <m:r>
+                <m:t>R</m:t>
+              </m:r>
+              <m:r>
+                <m:rPr>
+                  <m:sty m:val="p"/>
+                </m:rPr>
+                <m:t>_</m:t>
+              </m:r>
+              <m:r>
+                <m:t>M</m:t>
+              </m:r>
+              <m:r>
+                <m:t>03</m:t>
+              </m:r>
+              <m:r>
+                <m:rPr>
+                  <m:sty m:val="p"/>
+                </m:rPr>
+                <m:t>=</m:t>
+              </m:r>
+              <m:limLow>
+                <m:e>
+                  <m:r>
+                    <m:rPr>
+                      <m:sty m:val="p"/>
+                    </m:rPr>
+                    <m:t>max</m:t>
+                  </m:r>
+                </m:e>
+                <m:lim>
+                  <m:r>
+                    <m:t>i</m:t>
+                  </m:r>
+                  <m:r>
+                    <m:rPr>
+                      <m:sty m:val="p"/>
+                    </m:rPr>
+                    <m:t>∈</m:t>
+                  </m:r>
+                  <m:r>
+                    <m:t>P</m:t>
+                  </m:r>
+                </m:lim>
+              </m:limLow>
+              <m:r>
+                <m:rPr>
+                  <m:sty m:val="p"/>
+                </m:rPr>
+                <m:t>|</m:t>
+              </m:r>
+              <m:sSub>
+                <m:e>
+                  <m:r>
+                    <m:t>p</m:t>
+                  </m:r>
+                </m:e>
+                <m:sub>
+                  <m:r>
+                    <m:t>i</m:t>
+                  </m:r>
+                </m:sub>
+              </m:sSub>
+              <m:r>
+                <m:rPr>
+                  <m:sty m:val="p"/>
+                </m:rPr>
+                <m:t>−</m:t>
+              </m:r>
+              <m:acc>
+                <m:accPr>
+                  <m:chr m:val="‾"/>
+                </m:accPr>
+                <m:e>
+                  <m:r>
+                    <m:t>p</m:t>
+                  </m:r>
+                </m:e>
+              </m:acc>
+              <m:r>
+                <m:rPr>
+                  <m:sty m:val="p"/>
+                </m:rPr>
+                <m:t>|</m:t>
+              </m:r>
+              <m:r>
+                <m:t> </m:t>
+              </m:r>
+              <m:r>
+                <m:rPr>
+                  <m:nor/>
+                  <m:sty m:val="p"/>
+                </m:rPr>
+                <m:t>where</m:t>
+              </m:r>
+              <m:r>
+                <m:t> </m:t>
+              </m:r>
+              <m:acc>
+                <m:accPr>
+                  <m:chr m:val="‾"/>
+                </m:accPr>
+                <m:e>
+                  <m:r>
+                    <m:t>p</m:t>
+                  </m:r>
+                </m:e>
+              </m:acc>
+              <m:r>
+                <m:rPr>
+                  <m:sty m:val="p"/>
+                </m:rPr>
+                <m:t>=</m:t>
+              </m:r>
+              <m:f>
+                <m:fPr>
+                  <m:type m:val="bar"/>
+                </m:fPr>
+                <m:num>
+                  <m:r>
+                    <m:t>1</m:t>
+                  </m:r>
+                </m:num>
+                <m:den>
+                  <m:r>
+                    <m:rPr>
+                      <m:sty m:val="p"/>
+                    </m:rPr>
+                    <m:t>|</m:t>
+                  </m:r>
+                  <m:r>
+                    <m:t>P</m:t>
+                  </m:r>
+                  <m:r>
+                    <m:rPr>
+                      <m:sty m:val="p"/>
+                    </m:rPr>
+                    <m:t>|</m:t>
+                  </m:r>
+                </m:den>
+              </m:f>
+            </m:e>
+          </m:borderBox>
+        </m:oMath>
+      </m:oMathPara>
+    </w:p>
+    <w:p>
+      <w:pPr>
+        <w:pStyle w:val="DefinitionTerm"/>
+      </w:pPr>
+      <w:r>
+        <w:t xml:space="preserve">Definition</w:t>
+      </w:r>
+    </w:p>
+    <w:p>
+      <w:pPr>
+        <w:pStyle w:val="Definition"/>
+      </w:pPr>
+      <w:r>
+        <w:t xml:space="preserve">Maximum deviation from uniform persona distribution</w:t>
+      </w:r>
+    </w:p>
+    <w:p>
+      <w:pPr>
+        <w:pStyle w:val="DefinitionTerm"/>
+      </w:pPr>
+      <w:r>
+        <w:t xml:space="preserve">Direction</w:t>
+      </w:r>
+    </w:p>
+    <w:p>
+      <w:pPr>
+        <w:pStyle w:val="Definition"/>
+      </w:pPr>
+      <w:r>
+        <w:t xml:space="preserve">Lower is better</w:t>
+      </w:r>
+    </w:p>
+    <w:p>
+      <w:pPr>
+        <w:pStyle w:val="DefinitionTerm"/>
+      </w:pPr>
+      <w:r>
+        <w:t xml:space="preserve">Threshold</w:t>
+      </w:r>
+    </w:p>
+    <w:p>
+      <w:pPr>
+        <w:pStyle w:val="Definition"/>
+      </w:pPr>
+      <m:oMath>
+        <m:r>
+          <m:t>P</m:t>
+        </m:r>
+        <m:r>
+          <m:t>E</m:t>
+        </m:r>
+        <m:r>
+          <m:t>R</m:t>
+        </m:r>
+        <m:r>
+          <m:rPr>
+            <m:sty m:val="p"/>
+          </m:rPr>
+          <m:t>_</m:t>
+        </m:r>
+        <m:r>
+          <m:t>M</m:t>
+        </m:r>
+        <m:r>
+          <m:t>03</m:t>
+        </m:r>
+        <m:r>
+          <m:rPr>
+            <m:sty m:val="p"/>
+          </m:rPr>
+          <m:t>≤</m:t>
+        </m:r>
+        <m:r>
+          <m:t>0.10</m:t>
+        </m:r>
+      </m:oMath>
+      <w:r>
+        <w:t xml:space="preserve"> </w:t>
+      </w:r>
+      <w:r>
+        <w:t xml:space="preserve">required (no persona overrepresented by</w:t>
+      </w:r>
+      <w:r>
+        <w:t xml:space="preserve"> </w:t>
+      </w:r>
+      <m:oMath>
+        <m:r>
+          <m:rPr>
+            <m:sty m:val="p"/>
+          </m:rPr>
+          <m:t>&gt;</m:t>
+        </m:r>
+        <m:r>
+          <m:t>10</m:t>
+        </m:r>
+        <m:r>
+          <m:rPr>
+            <m:sty m:val="p"/>
+          </m:rPr>
+          <m:t>%</m:t>
+        </m:r>
+      </m:oMath>
+      <w:r>
+        <w:t xml:space="preserve">)</w:t>
+      </w:r>
+    </w:p>
+    <w:p>
+      <w:pPr>
+        <w:pStyle w:val="DefinitionTerm"/>
+      </w:pPr>
+      <w:r>
+        <w:t xml:space="preserve">Safety Link</w:t>
+      </w:r>
+    </w:p>
+    <w:p>
+      <w:pPr>
+        <w:pStyle w:val="Definition"/>
+      </w:pPr>
+      <w:r>
+        <w:t xml:space="preserve">S-04 (Fairness) — no persona is disadvantaged</w:t>
+      </w:r>
+    </w:p>
+    <w:bookmarkEnd w:id="103"/>
+    <w:bookmarkStart w:id="104" w:name="per-m04-per-persona-drift-score"/>
+    <w:p>
+      <w:pPr>
+        <w:pStyle w:val="Heading3"/>
+      </w:pPr>
+      <w:r>
+        <w:t xml:space="preserve">PER-M04: Per-Persona Drift Score</w:t>
+      </w:r>
+    </w:p>
+    <w:p>
+      <w:pPr>
+        <w:pStyle w:val="FirstParagraph"/>
+      </w:pPr>
+      <m:oMathPara>
+        <m:oMathParaPr>
+          <m:jc m:val="center"/>
+        </m:oMathParaPr>
+        <m:oMath>
+          <m:borderBox>
+            <m:e>
+              <m:r>
+                <m:t>P</m:t>
+              </m:r>
+              <m:r>
+                <m:t>E</m:t>
+              </m:r>
+              <m:r>
+                <m:t>R</m:t>
+              </m:r>
+              <m:r>
+                <m:rPr>
+                  <m:sty m:val="p"/>
+                </m:rPr>
+                <m:t>_</m:t>
+              </m:r>
+              <m:r>
+                <m:t>M</m:t>
+              </m:r>
+              <m:sSup>
+                <m:e>
+                  <m:r>
+                    <m:t>04</m:t>
+                  </m:r>
+                </m:e>
+                <m:sup>
+                  <m:r>
+                    <m:rPr>
+                      <m:sty m:val="p"/>
+                    </m:rPr>
+                    <m:t>(</m:t>
+                  </m:r>
+                  <m:r>
+                    <m:t>p</m:t>
+                  </m:r>
+                  <m:r>
+                    <m:rPr>
+                      <m:sty m:val="p"/>
+                    </m:rPr>
+                    <m:t>)</m:t>
+                  </m:r>
+                </m:sup>
+              </m:sSup>
+              <m:r>
+                <m:rPr>
+                  <m:sty m:val="p"/>
+                </m:rPr>
+                <m:t>=</m:t>
+              </m:r>
+              <m:f>
+                <m:fPr>
+                  <m:type m:val="bar"/>
+                </m:fPr>
+                <m:num>
+                  <m:r>
+                    <m:rPr>
+                      <m:sty m:val="p"/>
+                    </m:rPr>
+                    <m:t>|</m:t>
+                  </m:r>
+                  <m:sSubSup>
+                    <m:e>
+                      <m:r>
+                        <m:t>x</m:t>
+                      </m:r>
+                    </m:e>
+                    <m:sub>
+                      <m:r>
+                        <m:t>t</m:t>
+                      </m:r>
+                    </m:sub>
+                    <m:sup>
+                      <m:r>
+                        <m:rPr>
+                          <m:sty m:val="p"/>
+                        </m:rPr>
+                        <m:t>(</m:t>
+                      </m:r>
+                      <m:r>
+                        <m:t>p</m:t>
+                      </m:r>
+                      <m:r>
+                        <m:rPr>
+                          <m:sty m:val="p"/>
+                        </m:rPr>
+                        <m:t>)</m:t>
+                      </m:r>
+                    </m:sup>
+                  </m:sSubSup>
+                  <m:r>
+                    <m:rPr>
+                      <m:sty m:val="p"/>
+                    </m:rPr>
+                    <m:t>−</m:t>
+                  </m:r>
+                  <m:sSubSup>
+                    <m:e>
+                      <m:acc>
+                        <m:accPr>
+                          <m:chr m:val="̂"/>
+                        </m:accPr>
+                        <m:e>
+                          <m:r>
+                            <m:t>x</m:t>
+                          </m:r>
+                        </m:e>
+                      </m:acc>
+                    </m:e>
+                    <m:sub>
+                      <m:r>
+                        <m:t>t</m:t>
+                      </m:r>
+                    </m:sub>
+                    <m:sup>
+                      <m:r>
+                        <m:rPr>
+                          <m:sty m:val="p"/>
+                        </m:rPr>
+                        <m:t>(</m:t>
+                      </m:r>
+                      <m:r>
+                        <m:t>p</m:t>
+                      </m:r>
+                      <m:r>
+                        <m:rPr>
+                          <m:sty m:val="p"/>
+                        </m:rPr>
+                        <m:t>)</m:t>
+                      </m:r>
+                    </m:sup>
+                  </m:sSubSup>
+                  <m:r>
+                    <m:rPr>
+                      <m:sty m:val="p"/>
+                    </m:rPr>
+                    <m:t>|</m:t>
+                  </m:r>
+                </m:num>
+                <m:den>
+                  <m:sSubSup>
+                    <m:e>
+                      <m:r>
+                        <m:t>σ</m:t>
+                      </m:r>
+                    </m:e>
+                    <m:sub>
+                      <m:r>
+                        <m:t>t</m:t>
+                      </m:r>
+                    </m:sub>
+                    <m:sup>
+                      <m:r>
+                        <m:rPr>
+                          <m:sty m:val="p"/>
+                        </m:rPr>
+                        <m:t>(</m:t>
+                      </m:r>
+                      <m:r>
+                        <m:t>p</m:t>
+                      </m:r>
+                      <m:r>
+                        <m:rPr>
+                          <m:sty m:val="p"/>
+                        </m:rPr>
+                        <m:t>)</m:t>
+                      </m:r>
+                    </m:sup>
+                  </m:sSubSup>
+                </m:den>
+              </m:f>
+            </m:e>
+          </m:borderBox>
+        </m:oMath>
+      </m:oMathPara>
+    </w:p>
+    <w:p>
+      <w:pPr>
+        <w:pStyle w:val="DefinitionTerm"/>
+      </w:pPr>
+      <w:r>
+        <w:t xml:space="preserve">Observable</w:t>
+      </w:r>
+    </w:p>
+    <w:p>
+      <w:pPr>
+        <w:pStyle w:val="Definition"/>
+      </w:pPr>
+      <w:r>
+        <w:t xml:space="preserve">Prompt embedding distance from persona</w:t>
+      </w:r>
+      <w:r>
+        <w:t xml:space="preserve"> </w:t>
+      </w:r>
+      <m:oMath>
+        <m:r>
+          <m:t>p</m:t>
+        </m:r>
+      </m:oMath>
+      <w:r>
+        <w:t xml:space="preserve">’s training centroid</w:t>
+      </w:r>
+    </w:p>
+    <w:p>
+      <w:pPr>
+        <w:pStyle w:val="DefinitionTerm"/>
+      </w:pPr>
+      <w:r>
+        <w:t xml:space="preserve">Direction</w:t>
+      </w:r>
+    </w:p>
+    <w:p>
+      <w:pPr>
+        <w:pStyle w:val="Definition"/>
+      </w:pPr>
+      <w:r>
+        <w:t xml:space="preserve">Lower is better</w:t>
+      </w:r>
+    </w:p>
+    <w:p>
+      <w:pPr>
+        <w:pStyle w:val="DefinitionTerm"/>
+      </w:pPr>
+      <w:r>
+        <w:t xml:space="preserve">Threshold</w:t>
+      </w:r>
+    </w:p>
+    <w:p>
+      <w:pPr>
+        <w:pStyle w:val="Definition"/>
+      </w:pPr>
+      <m:oMath>
+        <m:r>
+          <m:t>P</m:t>
+        </m:r>
+        <m:r>
+          <m:t>E</m:t>
+        </m:r>
+        <m:r>
+          <m:t>R</m:t>
+        </m:r>
+        <m:r>
+          <m:rPr>
+            <m:sty m:val="p"/>
+          </m:rPr>
+          <m:t>_</m:t>
+        </m:r>
+        <m:r>
+          <m:t>M</m:t>
+        </m:r>
+        <m:sSup>
+          <m:e>
+            <m:r>
+              <m:t>04</m:t>
+            </m:r>
+          </m:e>
+          <m:sup>
+            <m:r>
+              <m:rPr>
+                <m:sty m:val="p"/>
+              </m:rPr>
+              <m:t>(</m:t>
+            </m:r>
+            <m:r>
+              <m:t>p</m:t>
+            </m:r>
+            <m:r>
+              <m:rPr>
+                <m:sty m:val="p"/>
+              </m:rPr>
+              <m:t>)</m:t>
+            </m:r>
+          </m:sup>
+        </m:sSup>
+        <m:r>
+          <m:rPr>
+            <m:sty m:val="p"/>
+          </m:rPr>
+          <m:t>&lt;</m:t>
+        </m:r>
+        <m:r>
+          <m:t>2.0</m:t>
+        </m:r>
+      </m:oMath>
+      <w:r>
+        <w:t xml:space="preserve"> </w:t>
+      </w:r>
+      <w:r>
+        <w:t xml:space="preserve">for each persona (95% confidence)</w:t>
+      </w:r>
+    </w:p>
+    <w:p>
+      <w:pPr>
+        <w:pStyle w:val="DefinitionTerm"/>
+      </w:pPr>
+      <w:r>
+        <w:t xml:space="preserve">Safety Link</w:t>
+      </w:r>
+    </w:p>
+    <w:p>
+      <w:pPr>
+        <w:pStyle w:val="Definition"/>
+      </w:pPr>
+      <w:r>
+        <w:t xml:space="preserve">S-02 (Robustness) — system remains stable across persona drift</w:t>
+      </w:r>
+    </w:p>
+    <w:bookmarkEnd w:id="104"/>
+    <w:bookmarkStart w:id="106" w:name="persona-metric-thresholds"/>
+    <w:p>
+      <w:pPr>
+        <w:pStyle w:val="Heading3"/>
+      </w:pPr>
+      <w:r>
+        <w:t xml:space="preserve">Persona Metric Thresholds</w:t>
+      </w:r>
+    </w:p>
+    <w:bookmarkStart w:id="105" w:name="tab:persona-thresholds"/>
+    <w:p>
+      <w:pPr>
+        <w:pStyle w:val="TableCaption"/>
+      </w:pPr>
+      <w:r>
+        <w:t xml:space="preserve">Persona Metric Thresholds by Population Type</w:t>
+      </w:r>
+    </w:p>
+    <w:tbl>
+      <w:tblPr>
+        <w:tblStyle w:val="Table"/>
+        <w:tblW w:type="auto" w:w="0"/>
+        <w:tblLook w:firstRow="1" w:lastRow="0" w:firstColumn="0" w:lastColumn="0" w:noHBand="0" w:noVBand="0" w:val="0020"/>
+        <w:tblCaption w:val="Persona Metric Thresholds by Population Type"/>
+      </w:tblPr>
+      <w:tblGrid>
+        <w:gridCol w:w="1980"/>
+        <w:gridCol w:w="1980"/>
+        <w:gridCol w:w="1980"/>
+        <w:gridCol w:w="1980"/>
+      </w:tblGrid>
+      <w:tr>
+        <w:trPr>
+          <w:tblHeader w:val="on"/>
+        </w:trPr>
+        <w:tc>
+          <w:tcPr/>
+          <w:p>
+            <w:pPr>
+              <w:pStyle w:val="Compact"/>
+              <w:jc w:val="left"/>
+            </w:pPr>
+            <w:r>
+              <w:rPr>
+                <w:b/>
+                <w:bCs/>
+              </w:rPr>
+              <w:t xml:space="preserve">Metric</w:t>
+            </w:r>
+          </w:p>
+        </w:tc>
+        <w:tc>
+          <w:tcPr/>
+          <w:p>
+            <w:pPr>
+              <w:pStyle w:val="Compact"/>
+              <w:jc w:val="left"/>
+            </w:pPr>
+            <w:r>
+              <w:rPr>
+                <w:b/>
+                <w:bCs/>
+              </w:rPr>
+              <w:t xml:space="preserve">Human Threshold</w:t>
+            </w:r>
+          </w:p>
+        </w:tc>
+        <w:tc>
+          <w:tcPr/>
+          <w:p>
+            <w:pPr>
+              <w:pStyle w:val="Compact"/>
+              <w:jc w:val="left"/>
+            </w:pPr>
+            <w:r>
+              <w:rPr>
+                <w:b/>
+                <w:bCs/>
+              </w:rPr>
+              <w:t xml:space="preserve">Agent Threshold</w:t>
+            </w:r>
+          </w:p>
+        </w:tc>
+        <w:tc>
+          <w:tcPr/>
+          <w:p>
+            <w:pPr>
+              <w:pStyle w:val="Compact"/>
+              <w:jc w:val="left"/>
+            </w:pPr>
+            <w:r>
+              <w:rPr>
+                <w:b/>
+                <w:bCs/>
+              </w:rPr>
+              <w:t xml:space="preserve">Rationale</w:t>
+            </w:r>
+          </w:p>
+        </w:tc>
+      </w:tr>
+      <w:tr>
+        <w:tc>
+          <w:tcPr/>
+          <w:p>
+            <w:pPr>
+              <w:pStyle w:val="Compact"/>
+              <w:jc w:val="left"/>
+            </w:pPr>
+            <w:r>
+              <w:t xml:space="preserve">PER-M01</w:t>
+            </w:r>
+          </w:p>
+        </w:tc>
+        <w:tc>
+          <w:tcPr/>
+          <w:p>
+            <w:pPr>
+              <w:pStyle w:val="Compact"/>
+              <w:jc w:val="left"/>
+            </w:pPr>
+            <m:oMath>
+              <m:r>
+                <m:rPr>
+                  <m:sty m:val="p"/>
+                </m:rPr>
+                <m:t>≥</m:t>
+              </m:r>
+              <m:r>
+                <m:t>0.95</m:t>
+              </m:r>
+            </m:oMath>
+          </w:p>
+        </w:tc>
+        <w:tc>
+          <w:tcPr/>
+          <w:p>
+            <w:pPr>
+              <w:pStyle w:val="Compact"/>
+              <w:jc w:val="left"/>
+            </w:pPr>
+            <m:oMath>
+              <m:r>
+                <m:rPr>
+                  <m:sty m:val="p"/>
+                </m:rPr>
+                <m:t>≥</m:t>
+              </m:r>
+              <m:r>
+                <m:t>0.95</m:t>
+              </m:r>
+            </m:oMath>
+          </w:p>
+        </w:tc>
+        <w:tc>
+          <w:tcPr/>
+          <w:p>
+            <w:pPr>
+              <w:pStyle w:val="Compact"/>
+              <w:jc w:val="left"/>
+            </w:pPr>
+            <w:r>
+              <w:t xml:space="preserve">Equal coverage required</w:t>
+            </w:r>
+          </w:p>
+        </w:tc>
+      </w:tr>
+      <w:tr>
+        <w:tc>
+          <w:tcPr/>
+          <w:p>
+            <w:pPr>
+              <w:pStyle w:val="Compact"/>
+              <w:jc w:val="left"/>
+            </w:pPr>
+            <w:r>
+              <w:t xml:space="preserve">PER-M02</w:t>
+            </w:r>
+          </w:p>
+        </w:tc>
+        <w:tc>
+          <w:tcPr/>
+          <w:p>
+            <w:pPr>
+              <w:pStyle w:val="Compact"/>
+              <w:jc w:val="left"/>
+            </w:pPr>
+            <m:oMath>
+              <m:r>
+                <m:rPr>
+                  <m:sty m:val="p"/>
+                </m:rPr>
+                <m:t>≥</m:t>
+              </m:r>
+              <m:r>
+                <m:t>0.85</m:t>
+              </m:r>
+            </m:oMath>
+          </w:p>
+        </w:tc>
+        <w:tc>
+          <w:tcPr/>
+          <w:p>
+            <w:pPr>
+              <w:pStyle w:val="Compact"/>
+              <w:jc w:val="left"/>
+            </w:pPr>
+            <m:oMath>
+              <m:r>
+                <m:rPr>
+                  <m:sty m:val="p"/>
+                </m:rPr>
+                <m:t>≥</m:t>
+              </m:r>
+              <m:r>
+                <m:t>0.95</m:t>
+              </m:r>
+            </m:oMath>
+          </w:p>
+        </w:tc>
+        <w:tc>
+          <w:tcPr/>
+          <w:p>
+            <w:pPr>
+              <w:pStyle w:val="Compact"/>
+              <w:jc w:val="left"/>
+            </w:pPr>
+            <w:r>
+              <w:t xml:space="preserve">Agents must be more consistent</w:t>
+            </w:r>
+          </w:p>
+        </w:tc>
+      </w:tr>
+      <w:tr>
+        <w:tc>
+          <w:tcPr/>
+          <w:p>
+            <w:pPr>
+              <w:pStyle w:val="Compact"/>
+              <w:jc w:val="left"/>
+            </w:pPr>
+            <w:r>
+              <w:t xml:space="preserve">PER-M03</w:t>
+            </w:r>
+          </w:p>
+        </w:tc>
+        <w:tc>
+          <w:tcPr/>
+          <w:p>
+            <w:pPr>
+              <w:pStyle w:val="Compact"/>
+              <w:jc w:val="left"/>
+            </w:pPr>
+            <m:oMath>
+              <m:r>
+                <m:rPr>
+                  <m:sty m:val="p"/>
+                </m:rPr>
+                <m:t>≤</m:t>
+              </m:r>
+              <m:r>
+                <m:t>0.10</m:t>
+              </m:r>
+            </m:oMath>
+          </w:p>
+        </w:tc>
+        <w:tc>
+          <w:tcPr/>
+          <w:p>
+            <w:pPr>
+              <w:pStyle w:val="Compact"/>
+              <w:jc w:val="left"/>
+            </w:pPr>
+            <m:oMath>
+              <m:r>
+                <m:rPr>
+                  <m:sty m:val="p"/>
+                </m:rPr>
+                <m:t>≤</m:t>
+              </m:r>
+              <m:r>
+                <m:t>0.10</m:t>
+              </m:r>
+            </m:oMath>
+          </w:p>
+        </w:tc>
+        <w:tc>
+          <w:tcPr/>
+          <w:p>
+            <w:pPr>
+              <w:pStyle w:val="Compact"/>
+              <w:jc w:val="left"/>
+            </w:pPr>
+            <w:r>
+              <w:t xml:space="preserve">Fairness for all</w:t>
+            </w:r>
+          </w:p>
+        </w:tc>
+      </w:tr>
+      <w:tr>
+        <w:tc>
+          <w:tcPr/>
+          <w:p>
+            <w:pPr>
+              <w:pStyle w:val="Compact"/>
+              <w:jc w:val="left"/>
+            </w:pPr>
+            <w:r>
+              <w:t xml:space="preserve">PER-M04</w:t>
+            </w:r>
+          </w:p>
+        </w:tc>
+        <w:tc>
+          <w:tcPr/>
+          <w:p>
+            <w:pPr>
+              <w:pStyle w:val="Compact"/>
+              <w:jc w:val="left"/>
+            </w:pPr>
+            <m:oMath>
+              <m:r>
+                <m:t>Z</m:t>
+              </m:r>
+              <m:r>
+                <m:rPr>
+                  <m:sty m:val="p"/>
+                </m:rPr>
+                <m:t>&lt;</m:t>
+              </m:r>
+              <m:r>
+                <m:t>2.5</m:t>
+              </m:r>
+            </m:oMath>
+          </w:p>
+        </w:tc>
+        <w:tc>
+          <w:tcPr/>
+          <w:p>
+            <w:pPr>
+              <w:pStyle w:val="Compact"/>
+              <w:jc w:val="left"/>
+            </w:pPr>
+            <m:oMath>
+              <m:r>
+                <m:t>Z</m:t>
+              </m:r>
+              <m:r>
+                <m:rPr>
+                  <m:sty m:val="p"/>
+                </m:rPr>
+                <m:t>&lt;</m:t>
+              </m:r>
+              <m:r>
+                <m:t>2.0</m:t>
+              </m:r>
+            </m:oMath>
+          </w:p>
+        </w:tc>
+        <w:tc>
+          <w:tcPr/>
+          <w:p>
+            <w:pPr>
+              <w:pStyle w:val="Compact"/>
+              <w:jc w:val="left"/>
+            </w:pPr>
+            <w:r>
+              <w:t xml:space="preserve">Agents have stricter drift tolerance</w:t>
+            </w:r>
+          </w:p>
+        </w:tc>
+      </w:tr>
+    </w:tbl>
+    <w:bookmarkEnd w:id="105"/>
+    <w:bookmarkEnd w:id="106"/>
+    <w:bookmarkStart w:id="107" w:name="relationship-to-core-safety-metrics-1"/>
+    <w:p>
+      <w:pPr>
+        <w:pStyle w:val="Heading3"/>
+      </w:pPr>
+      <w:r>
+        <w:t xml:space="preserve">Relationship to Core Safety Metrics</w:t>
+      </w:r>
+    </w:p>
+    <w:p>
+      <w:pPr>
+        <w:pStyle w:val="FirstParagraph"/>
+      </w:pPr>
+      <w:r>
+        <w:t xml:space="preserve">The persona metrics extend the core safety framework:</w:t>
+      </w:r>
+    </w:p>
+    <w:p>
+      <w:pPr>
+        <w:numPr>
+          <w:ilvl w:val="0"/>
+          <w:numId w:val="1024"/>
+        </w:numPr>
+      </w:pPr>
+      <w:r>
+        <w:rPr>
+          <w:b/>
+          <w:bCs/>
+        </w:rPr>
+        <w:t xml:space="preserve">S-01 (Accuracy)</w:t>
+      </w:r>
+      <w:r>
+        <w:t xml:space="preserve"> </w:t>
+      </w:r>
+      <w:r>
+        <w:t xml:space="preserve">is decomposed by persona via</w:t>
+      </w:r>
+      <w:r>
+        <w:t xml:space="preserve"> </w:t>
+      </w:r>
+      <w:r>
+        <w:rPr>
+          <w:b/>
+          <w:bCs/>
+        </w:rPr>
+        <w:t xml:space="preserve">PER-M02</w:t>
+      </w:r>
+    </w:p>
+    <w:p>
+      <w:pPr>
+        <w:numPr>
+          <w:ilvl w:val="0"/>
+          <w:numId w:val="1024"/>
+        </w:numPr>
+      </w:pPr>
+      <w:r>
+        <w:rPr>
+          <w:b/>
+          <w:bCs/>
+        </w:rPr>
+        <w:t xml:space="preserve">S-02 (Robustness)</w:t>
+      </w:r>
+      <w:r>
+        <w:t xml:space="preserve"> </w:t>
+      </w:r>
+      <w:r>
+        <w:t xml:space="preserve">is monitored per-persona via</w:t>
+      </w:r>
+      <w:r>
+        <w:t xml:space="preserve"> </w:t>
+      </w:r>
+      <w:r>
+        <w:rPr>
+          <w:b/>
+          <w:bCs/>
+        </w:rPr>
+        <w:t xml:space="preserve">PER-M04</w:t>
+      </w:r>
+    </w:p>
+    <w:p>
+      <w:pPr>
+        <w:numPr>
+          <w:ilvl w:val="0"/>
+          <w:numId w:val="1024"/>
+        </w:numPr>
+      </w:pPr>
+      <w:r>
+        <w:rPr>
+          <w:b/>
+          <w:bCs/>
+        </w:rPr>
+        <w:t xml:space="preserve">S-04 (Fairness)</w:t>
+      </w:r>
+      <w:r>
+        <w:t xml:space="preserve"> </w:t>
+      </w:r>
+      <w:r>
+        <w:t xml:space="preserve">is quantified via</w:t>
+      </w:r>
+      <w:r>
+        <w:t xml:space="preserve"> </w:t>
+      </w:r>
+      <w:r>
+        <w:rPr>
+          <w:b/>
+          <w:bCs/>
+        </w:rPr>
+        <w:t xml:space="preserve">PER-M03</w:t>
+      </w:r>
+    </w:p>
+    <w:p>
+      <w:pPr>
+        <w:numPr>
+          <w:ilvl w:val="0"/>
+          <w:numId w:val="1024"/>
+        </w:numPr>
+      </w:pPr>
+      <w:r>
+        <w:rPr>
+          <w:b/>
+          <w:bCs/>
+        </w:rPr>
+        <w:t xml:space="preserve">S-06 (Explainability)</w:t>
+      </w:r>
+      <w:r>
+        <w:t xml:space="preserve"> </w:t>
+      </w:r>
+      <w:r>
+        <w:t xml:space="preserve">requires persona classification rationale in audit trails</w:t>
+      </w:r>
+    </w:p>
+    <w:p>
+      <w:pPr>
+        <w:numPr>
+          <w:ilvl w:val="0"/>
+          <w:numId w:val="1024"/>
+        </w:numPr>
+      </w:pPr>
+      <w:r>
+        <w:rPr>
+          <w:b/>
+          <w:bCs/>
+        </w:rPr>
+        <w:t xml:space="preserve">S-08 (Data Quality)</w:t>
+      </w:r>
+      <w:r>
+        <w:t xml:space="preserve"> </w:t>
+      </w:r>
+      <w:r>
+        <w:t xml:space="preserve">is ensured via</w:t>
+      </w:r>
+      <w:r>
+        <w:t xml:space="preserve"> </w:t>
+      </w:r>
+      <w:r>
+        <w:rPr>
+          <w:b/>
+          <w:bCs/>
+        </w:rPr>
+        <w:t xml:space="preserve">PER-M01</w:t>
+      </w:r>
+    </w:p>
+    <w:p>
+      <w:pPr>
+        <w:pStyle w:val="FirstParagraph"/>
+      </w:pPr>
+      <w:r>
+        <w:t xml:space="preserve">For complete persona taxonomy and generation pipeline details,</w:t>
+      </w:r>
+      <w:r>
+        <w:t xml:space="preserve"> </w:t>
+      </w:r>
+      <w:r>
+        <w:t xml:space="preserve">see</w:t>
+      </w:r>
+      <w:r>
+        <w:t xml:space="preserve"> </w:t>
+      </w:r>
+      <w:r>
+        <w:rPr>
+          <w:rStyle w:val="VerbatimChar"/>
+        </w:rPr>
+        <w:t xml:space="preserve">docs/latex/specs/simula/chapters/19-financial-prompt-generation.tex</w:t>
+      </w:r>
+      <w:r>
+        <w:t xml:space="preserve">.</w:t>
+      </w:r>
+    </w:p>
+    <w:bookmarkEnd w:id="107"/>
+    <w:bookmarkEnd w:id="108"/>
+    <w:bookmarkEnd w:id="109"/>
+    <w:bookmarkStart w:id="129" w:name="ch:monitoring"/>
+    <w:p>
+      <w:pPr>
+        <w:pStyle w:val="Heading1"/>
+      </w:pPr>
+      <w:r>
+        <w:t xml:space="preserve">Monitoring, Alerting, and Audit Schema</w:t>
+      </w:r>
+    </w:p>
+    <w:bookmarkStart w:id="110" w:name="monitoring-objectives"/>
+    <w:p>
+      <w:pPr>
+        <w:pStyle w:val="Heading2"/>
+      </w:pPr>
+      <w:r>
+        <w:t xml:space="preserve">Monitoring objectives</w:t>
+      </w:r>
+    </w:p>
+    <w:p>
+      <w:pPr>
+        <w:pStyle w:val="FirstParagraph"/>
+      </w:pPr>
+      <w:r>
+        <w:t xml:space="preserve">Post-deployment monitoring serves four objectives:</w:t>
+      </w:r>
+    </w:p>
+    <w:p>
+      <w:pPr>
+        <w:numPr>
+          <w:ilvl w:val="0"/>
+          <w:numId w:val="1025"/>
         </w:numPr>
       </w:pPr>
       <w:r>
@@ -18769,7 +22863,7 @@
       <w:pPr>
         <w:numPr>
           <w:ilvl w:val="0"/>
-          <w:numId w:val="1023"/>
+          <w:numId w:val="1025"/>
         </w:numPr>
       </w:pPr>
       <w:r>
@@ -18790,7 +22884,7 @@
       <w:pPr>
         <w:numPr>
           <w:ilvl w:val="0"/>
-          <w:numId w:val="1023"/>
+          <w:numId w:val="1025"/>
         </w:numPr>
       </w:pPr>
       <w:r>
@@ -18811,7 +22905,7 @@
       <w:pPr>
         <w:numPr>
           <w:ilvl w:val="0"/>
-          <w:numId w:val="1023"/>
+          <w:numId w:val="1025"/>
         </w:numPr>
       </w:pPr>
       <w:r>
@@ -18828,8 +22922,8 @@
         <w:t xml:space="preserve">through metrics analysis</w:t>
       </w:r>
     </w:p>
-    <w:bookmarkEnd w:id="93"/>
-    <w:bookmarkStart w:id="95" w:name="required-audit-schema"/>
+    <w:bookmarkEnd w:id="110"/>
+    <w:bookmarkStart w:id="112" w:name="required-audit-schema"/>
     <w:p>
       <w:pPr>
         <w:pStyle w:val="Heading2"/>
@@ -18858,7 +22952,7 @@
         <w:t xml:space="preserve">:</w:t>
       </w:r>
     </w:p>
-    <w:bookmarkStart w:id="94" w:name="tab:audit-fields"/>
+    <w:bookmarkStart w:id="111" w:name="tab:audit-fields"/>
     <w:p>
       <w:pPr>
         <w:pStyle w:val="TableCaption"/>
@@ -19261,9 +23355,9 @@
         </w:tc>
       </w:tr>
     </w:tbl>
-    <w:bookmarkEnd w:id="94"/>
-    <w:bookmarkEnd w:id="95"/>
-    <w:bookmarkStart w:id="98" w:name="identity-attribution-requirements"/>
+    <w:bookmarkEnd w:id="111"/>
+    <w:bookmarkEnd w:id="112"/>
+    <w:bookmarkStart w:id="115" w:name="identity-attribution-requirements"/>
     <w:p>
       <w:pPr>
         <w:pStyle w:val="Heading2"/>
@@ -19295,7 +23389,7 @@
         <w:t xml:space="preserve">and REG-MGF-2.1.2-002, every action must be attributable:</w:t>
       </w:r>
     </w:p>
-    <w:bookmarkStart w:id="96" w:name="agent-identity-fields"/>
+    <w:bookmarkStart w:id="113" w:name="agent-identity-fields"/>
     <w:p>
       <w:pPr>
         <w:pStyle w:val="Heading3"/>
@@ -19308,7 +23402,7 @@
       <w:pPr>
         <w:numPr>
           <w:ilvl w:val="0"/>
-          <w:numId w:val="1024"/>
+          <w:numId w:val="1026"/>
         </w:numPr>
       </w:pPr>
       <w:r>
@@ -19325,7 +23419,7 @@
       <w:pPr>
         <w:numPr>
           <w:ilvl w:val="0"/>
-          <w:numId w:val="1024"/>
+          <w:numId w:val="1026"/>
         </w:numPr>
       </w:pPr>
       <w:r>
@@ -19342,7 +23436,7 @@
       <w:pPr>
         <w:numPr>
           <w:ilvl w:val="0"/>
-          <w:numId w:val="1024"/>
+          <w:numId w:val="1026"/>
         </w:numPr>
       </w:pPr>
       <w:r>
@@ -19359,7 +23453,7 @@
       <w:pPr>
         <w:numPr>
           <w:ilvl w:val="0"/>
-          <w:numId w:val="1024"/>
+          <w:numId w:val="1026"/>
         </w:numPr>
       </w:pPr>
       <w:r>
@@ -19376,7 +23470,7 @@
       <w:pPr>
         <w:numPr>
           <w:ilvl w:val="0"/>
-          <w:numId w:val="1024"/>
+          <w:numId w:val="1026"/>
         </w:numPr>
       </w:pPr>
       <w:r>
@@ -19393,7 +23487,7 @@
       <w:pPr>
         <w:numPr>
           <w:ilvl w:val="0"/>
-          <w:numId w:val="1024"/>
+          <w:numId w:val="1026"/>
         </w:numPr>
       </w:pPr>
       <w:r>
@@ -19410,7 +23504,7 @@
       <w:pPr>
         <w:numPr>
           <w:ilvl w:val="0"/>
-          <w:numId w:val="1024"/>
+          <w:numId w:val="1026"/>
         </w:numPr>
       </w:pPr>
       <w:r>
@@ -19423,8 +23517,8 @@
         <w:t xml:space="preserve">: Autonomy level (L1–L4)</w:t>
       </w:r>
     </w:p>
-    <w:bookmarkEnd w:id="96"/>
-    <w:bookmarkStart w:id="97" w:name="request-identity-fields"/>
+    <w:bookmarkEnd w:id="113"/>
+    <w:bookmarkStart w:id="114" w:name="request-identity-fields"/>
     <w:p>
       <w:pPr>
         <w:pStyle w:val="Heading3"/>
@@ -19437,7 +23531,7 @@
       <w:pPr>
         <w:numPr>
           <w:ilvl w:val="0"/>
-          <w:numId w:val="1025"/>
+          <w:numId w:val="1027"/>
         </w:numPr>
       </w:pPr>
       <w:r>
@@ -19454,7 +23548,7 @@
       <w:pPr>
         <w:numPr>
           <w:ilvl w:val="0"/>
-          <w:numId w:val="1025"/>
+          <w:numId w:val="1027"/>
         </w:numPr>
       </w:pPr>
       <w:r>
@@ -19471,7 +23565,7 @@
       <w:pPr>
         <w:numPr>
           <w:ilvl w:val="0"/>
-          <w:numId w:val="1025"/>
+          <w:numId w:val="1027"/>
         </w:numPr>
       </w:pPr>
       <w:r>
@@ -19488,7 +23582,7 @@
       <w:pPr>
         <w:numPr>
           <w:ilvl w:val="0"/>
-          <w:numId w:val="1025"/>
+          <w:numId w:val="1027"/>
         </w:numPr>
       </w:pPr>
       <w:r>
@@ -19505,7 +23599,7 @@
       <w:pPr>
         <w:numPr>
           <w:ilvl w:val="0"/>
-          <w:numId w:val="1025"/>
+          <w:numId w:val="1027"/>
         </w:numPr>
       </w:pPr>
       <w:r>
@@ -19518,9 +23612,9 @@
         <w:t xml:space="preserve">: Request timestamp</w:t>
       </w:r>
     </w:p>
-    <w:bookmarkEnd w:id="97"/>
-    <w:bookmarkEnd w:id="98"/>
-    <w:bookmarkStart w:id="99" w:name="audit-reservation-pattern"/>
+    <w:bookmarkEnd w:id="114"/>
+    <w:bookmarkEnd w:id="115"/>
+    <w:bookmarkStart w:id="116" w:name="audit-reservation-pattern"/>
     <w:p>
       <w:pPr>
         <w:pStyle w:val="Heading2"/>
@@ -19557,7 +23651,7 @@
       <w:pPr>
         <w:numPr>
           <w:ilvl w:val="0"/>
-          <w:numId w:val="1026"/>
+          <w:numId w:val="1028"/>
         </w:numPr>
       </w:pPr>
       <w:r>
@@ -19587,7 +23681,7 @@
       <w:pPr>
         <w:numPr>
           <w:ilvl w:val="0"/>
-          <w:numId w:val="1026"/>
+          <w:numId w:val="1028"/>
         </w:numPr>
       </w:pPr>
       <w:r>
@@ -19605,7 +23699,7 @@
       <w:pPr>
         <w:numPr>
           <w:ilvl w:val="0"/>
-          <w:numId w:val="1026"/>
+          <w:numId w:val="1028"/>
         </w:numPr>
       </w:pPr>
       <w:r>
@@ -19659,8 +23753,8 @@
         <w:t xml:space="preserve">If the reservation fails, the action must be blocked.</w:t>
       </w:r>
     </w:p>
-    <w:bookmarkEnd w:id="99"/>
-    <w:bookmarkStart w:id="101" w:name="alert-severity-classes"/>
+    <w:bookmarkEnd w:id="116"/>
+    <w:bookmarkStart w:id="118" w:name="alert-severity-classes"/>
     <w:p>
       <w:pPr>
         <w:pStyle w:val="Heading2"/>
@@ -19669,7 +23763,7 @@
         <w:t xml:space="preserve">Alert severity classes</w:t>
       </w:r>
     </w:p>
-    <w:bookmarkStart w:id="100" w:name="tab:alert-classes"/>
+    <w:bookmarkStart w:id="117" w:name="tab:alert-classes"/>
     <w:p>
       <w:pPr>
         <w:pStyle w:val="TableCaption"/>
@@ -19938,9 +24032,9 @@
         </w:tc>
       </w:tr>
     </w:tbl>
-    <w:bookmarkEnd w:id="100"/>
-    <w:bookmarkEnd w:id="101"/>
-    <w:bookmarkStart w:id="103" w:name="condition-codes"/>
+    <w:bookmarkEnd w:id="117"/>
+    <w:bookmarkEnd w:id="118"/>
+    <w:bookmarkStart w:id="120" w:name="condition-codes"/>
     <w:p>
       <w:pPr>
         <w:pStyle w:val="Heading2"/>
@@ -19957,7 +24051,7 @@
         <w:t xml:space="preserve">Condition codes provide machine-readable alert classification:</w:t>
       </w:r>
     </w:p>
-    <w:bookmarkStart w:id="102" w:name="tab:condition-codes"/>
+    <w:bookmarkStart w:id="119" w:name="tab:condition-codes"/>
     <w:p>
       <w:pPr>
         <w:pStyle w:val="TableCaption"/>
@@ -20499,9 +24593,9 @@
         </w:tc>
       </w:tr>
     </w:tbl>
-    <w:bookmarkEnd w:id="102"/>
-    <w:bookmarkEnd w:id="103"/>
-    <w:bookmarkStart w:id="105" w:name="circuit-break-rules"/>
+    <w:bookmarkEnd w:id="119"/>
+    <w:bookmarkEnd w:id="120"/>
+    <w:bookmarkStart w:id="122" w:name="circuit-break-rules"/>
     <w:p>
       <w:pPr>
         <w:pStyle w:val="Heading2"/>
@@ -20518,7 +24612,7 @@
         <w:t xml:space="preserve">Circuit breakers protect against cascade failures:</w:t>
       </w:r>
     </w:p>
-    <w:bookmarkStart w:id="104" w:name="tab:circuit-break"/>
+    <w:bookmarkStart w:id="121" w:name="tab:circuit-break"/>
     <w:p>
       <w:pPr>
         <w:pStyle w:val="TableCaption"/>
@@ -20718,9 +24812,9 @@
         </w:tc>
       </w:tr>
     </w:tbl>
-    <w:bookmarkEnd w:id="104"/>
-    <w:bookmarkEnd w:id="105"/>
-    <w:bookmarkStart w:id="108" w:name="drift-and-anomaly-detection"/>
+    <w:bookmarkEnd w:id="121"/>
+    <w:bookmarkEnd w:id="122"/>
+    <w:bookmarkStart w:id="125" w:name="drift-and-anomaly-detection"/>
     <w:p>
       <w:pPr>
         <w:pStyle w:val="Heading2"/>
@@ -20729,7 +24823,7 @@
         <w:t xml:space="preserve">Drift and anomaly detection</w:t>
       </w:r>
     </w:p>
-    <w:bookmarkStart w:id="106" w:name="population-stability-index-psi"/>
+    <w:bookmarkStart w:id="123" w:name="population-stability-index-psi"/>
     <w:p>
       <w:pPr>
         <w:pStyle w:val="Heading3"/>
@@ -21166,8 +25260,8 @@
         </w:tc>
       </w:tr>
     </w:tbl>
-    <w:bookmarkEnd w:id="106"/>
-    <w:bookmarkStart w:id="107" w:name="robust-z-score"/>
+    <w:bookmarkEnd w:id="123"/>
+    <w:bookmarkStart w:id="124" w:name="robust-z-score"/>
     <w:p>
       <w:pPr>
         <w:pStyle w:val="Heading3"/>
@@ -21520,9 +25614,9 @@
         </w:tc>
       </w:tr>
     </w:tbl>
-    <w:bookmarkEnd w:id="107"/>
-    <w:bookmarkEnd w:id="108"/>
-    <w:bookmarkStart w:id="109" w:name="required-alert-payload"/>
+    <w:bookmarkEnd w:id="124"/>
+    <w:bookmarkEnd w:id="125"/>
+    <w:bookmarkStart w:id="126" w:name="required-alert-payload"/>
     <w:p>
       <w:pPr>
         <w:pStyle w:val="Heading2"/>
@@ -22064,8 +26158,8 @@
         </w:tc>
       </w:tr>
     </w:tbl>
-    <w:bookmarkEnd w:id="109"/>
-    <w:bookmarkStart w:id="110" w:name="operator-triage-checklist"/>
+    <w:bookmarkEnd w:id="126"/>
+    <w:bookmarkStart w:id="127" w:name="operator-triage-checklist"/>
     <w:p>
       <w:pPr>
         <w:pStyle w:val="Heading2"/>
@@ -22086,7 +26180,7 @@
       <w:pPr>
         <w:numPr>
           <w:ilvl w:val="0"/>
-          <w:numId w:val="1027"/>
+          <w:numId w:val="1029"/>
         </w:numPr>
       </w:pPr>
       <w:r>
@@ -22097,7 +26191,7 @@
       <w:pPr>
         <w:numPr>
           <w:ilvl w:val="0"/>
-          <w:numId w:val="1027"/>
+          <w:numId w:val="1029"/>
         </w:numPr>
       </w:pPr>
       <w:r>
@@ -22108,7 +26202,7 @@
       <w:pPr>
         <w:numPr>
           <w:ilvl w:val="0"/>
-          <w:numId w:val="1027"/>
+          <w:numId w:val="1029"/>
         </w:numPr>
       </w:pPr>
       <w:r>
@@ -22119,7 +26213,7 @@
       <w:pPr>
         <w:numPr>
           <w:ilvl w:val="0"/>
-          <w:numId w:val="1027"/>
+          <w:numId w:val="1029"/>
         </w:numPr>
       </w:pPr>
       <w:r>
@@ -22130,7 +26224,7 @@
       <w:pPr>
         <w:numPr>
           <w:ilvl w:val="0"/>
-          <w:numId w:val="1027"/>
+          <w:numId w:val="1029"/>
         </w:numPr>
       </w:pPr>
       <w:r>
@@ -22141,7 +26235,7 @@
       <w:pPr>
         <w:numPr>
           <w:ilvl w:val="0"/>
-          <w:numId w:val="1027"/>
+          <w:numId w:val="1029"/>
         </w:numPr>
       </w:pPr>
       <w:r>
@@ -22152,7 +26246,7 @@
       <w:pPr>
         <w:numPr>
           <w:ilvl w:val="0"/>
-          <w:numId w:val="1027"/>
+          <w:numId w:val="1029"/>
         </w:numPr>
       </w:pPr>
       <w:r>
@@ -22163,15 +26257,15 @@
       <w:pPr>
         <w:numPr>
           <w:ilvl w:val="0"/>
-          <w:numId w:val="1027"/>
+          <w:numId w:val="1029"/>
         </w:numPr>
       </w:pPr>
       <w:r>
         <w:t xml:space="preserve">Document resolution in incident ticket</w:t>
       </w:r>
     </w:p>
-    <w:bookmarkEnd w:id="110"/>
-    <w:bookmarkStart w:id="111" w:name="minimum-evidence-to-close-an-alert"/>
+    <w:bookmarkEnd w:id="127"/>
+    <w:bookmarkStart w:id="128" w:name="minimum-evidence-to-close-an-alert"/>
     <w:p>
       <w:pPr>
         <w:pStyle w:val="Heading2"/>
@@ -22184,7 +26278,7 @@
       <w:pPr>
         <w:numPr>
           <w:ilvl w:val="0"/>
-          <w:numId w:val="1028"/>
+          <w:numId w:val="1030"/>
         </w:numPr>
       </w:pPr>
       <w:r>
@@ -22195,7 +26289,7 @@
       <w:pPr>
         <w:numPr>
           <w:ilvl w:val="0"/>
-          <w:numId w:val="1028"/>
+          <w:numId w:val="1030"/>
         </w:numPr>
       </w:pPr>
       <w:r>
@@ -22206,7 +26300,7 @@
       <w:pPr>
         <w:numPr>
           <w:ilvl w:val="0"/>
-          <w:numId w:val="1028"/>
+          <w:numId w:val="1030"/>
         </w:numPr>
       </w:pPr>
       <w:r>
@@ -22217,16 +26311,16 @@
       <w:pPr>
         <w:numPr>
           <w:ilvl w:val="0"/>
-          <w:numId w:val="1028"/>
+          <w:numId w:val="1030"/>
         </w:numPr>
       </w:pPr>
       <w:r>
         <w:t xml:space="preserve">No recurrence within observation window (15 minutes minimum)</w:t>
       </w:r>
     </w:p>
-    <w:bookmarkEnd w:id="111"/>
-    <w:bookmarkEnd w:id="112"/>
-    <w:bookmarkStart w:id="133" w:name="ch:implementation"/>
+    <w:bookmarkEnd w:id="128"/>
+    <w:bookmarkEnd w:id="129"/>
+    <w:bookmarkStart w:id="150" w:name="ch:implementation"/>
     <w:p>
       <w:pPr>
         <w:pStyle w:val="Heading1"/>
@@ -22235,7 +26329,7 @@
         <w:t xml:space="preserve">Implementation Design</w:t>
       </w:r>
     </w:p>
-    <w:bookmarkStart w:id="114" w:name="repository-structure"/>
+    <w:bookmarkStart w:id="131" w:name="repository-structure"/>
     <w:p>
       <w:pPr>
         <w:pStyle w:val="Heading2"/>
@@ -22252,7 +26346,7 @@
         <w:t xml:space="preserve">The governance framework is implemented across several repository paths:</w:t>
       </w:r>
     </w:p>
-    <w:bookmarkStart w:id="113" w:name="tab:implementation-paths"/>
+    <w:bookmarkStart w:id="130" w:name="tab:implementation-paths"/>
     <w:p>
       <w:pPr>
         <w:pStyle w:val="TableCaption"/>
@@ -22542,9 +26636,9 @@
         </w:tc>
       </w:tr>
     </w:tbl>
-    <w:bookmarkEnd w:id="113"/>
-    <w:bookmarkEnd w:id="114"/>
-    <w:bookmarkStart w:id="118" w:name="governance-module-architecture"/>
+    <w:bookmarkEnd w:id="130"/>
+    <w:bookmarkEnd w:id="131"/>
+    <w:bookmarkStart w:id="135" w:name="governance-module-architecture"/>
     <w:p>
       <w:pPr>
         <w:pStyle w:val="Heading2"/>
@@ -22576,7 +26670,7 @@
         <w:t xml:space="preserve">consists of three components:</w:t>
       </w:r>
     </w:p>
-    <w:bookmarkStart w:id="115" w:name="identity-module-identity.py"/>
+    <w:bookmarkStart w:id="132" w:name="identity-module-identity.py"/>
     <w:p>
       <w:pPr>
         <w:pStyle w:val="Heading3"/>
@@ -22606,7 +26700,7 @@
       <w:pPr>
         <w:numPr>
           <w:ilvl w:val="0"/>
-          <w:numId w:val="1029"/>
+          <w:numId w:val="1031"/>
         </w:numPr>
       </w:pPr>
       <w:r>
@@ -22638,7 +26732,7 @@
       <w:pPr>
         <w:numPr>
           <w:ilvl w:val="0"/>
-          <w:numId w:val="1029"/>
+          <w:numId w:val="1031"/>
         </w:numPr>
       </w:pPr>
       <w:r>
@@ -22670,7 +26764,7 @@
       <w:pPr>
         <w:numPr>
           <w:ilvl w:val="0"/>
-          <w:numId w:val="1029"/>
+          <w:numId w:val="1031"/>
         </w:numPr>
       </w:pPr>
       <w:r>
@@ -22687,7 +26781,7 @@
       <w:pPr>
         <w:numPr>
           <w:ilvl w:val="0"/>
-          <w:numId w:val="1029"/>
+          <w:numId w:val="1031"/>
         </w:numPr>
       </w:pPr>
       <w:r>
@@ -22706,8 +26800,8 @@
         <w:t xml:space="preserve">envelopes</w:t>
       </w:r>
     </w:p>
-    <w:bookmarkEnd w:id="115"/>
-    <w:bookmarkStart w:id="116" w:name="audit-module-audit.py"/>
+    <w:bookmarkEnd w:id="132"/>
+    <w:bookmarkStart w:id="133" w:name="audit-module-audit.py"/>
     <w:p>
       <w:pPr>
         <w:pStyle w:val="Heading3"/>
@@ -22737,7 +26831,7 @@
       <w:pPr>
         <w:numPr>
           <w:ilvl w:val="0"/>
-          <w:numId w:val="1030"/>
+          <w:numId w:val="1032"/>
         </w:numPr>
       </w:pPr>
       <w:r>
@@ -22763,7 +26857,7 @@
       <w:pPr>
         <w:numPr>
           <w:ilvl w:val="0"/>
-          <w:numId w:val="1030"/>
+          <w:numId w:val="1032"/>
         </w:numPr>
       </w:pPr>
       <w:r>
@@ -22780,7 +26874,7 @@
       <w:pPr>
         <w:numPr>
           <w:ilvl w:val="0"/>
-          <w:numId w:val="1030"/>
+          <w:numId w:val="1032"/>
         </w:numPr>
       </w:pPr>
       <w:r>
@@ -22797,15 +26891,15 @@
       <w:pPr>
         <w:numPr>
           <w:ilvl w:val="0"/>
-          <w:numId w:val="1030"/>
+          <w:numId w:val="1032"/>
         </w:numPr>
       </w:pPr>
       <w:r>
         <w:t xml:space="preserve">Support for reservation, completion, orphan detection</w:t>
       </w:r>
     </w:p>
-    <w:bookmarkEnd w:id="116"/>
-    <w:bookmarkStart w:id="117" w:name="governed-agent-governed_agent.py"/>
+    <w:bookmarkEnd w:id="133"/>
+    <w:bookmarkStart w:id="134" w:name="governed-agent-governed_agent.py"/>
     <w:p>
       <w:pPr>
         <w:pStyle w:val="Heading3"/>
@@ -22835,7 +26929,7 @@
       <w:pPr>
         <w:numPr>
           <w:ilvl w:val="0"/>
-          <w:numId w:val="1031"/>
+          <w:numId w:val="1033"/>
         </w:numPr>
       </w:pPr>
       <w:r>
@@ -22846,7 +26940,7 @@
       <w:pPr>
         <w:numPr>
           <w:ilvl w:val="0"/>
-          <w:numId w:val="1031"/>
+          <w:numId w:val="1033"/>
         </w:numPr>
       </w:pPr>
       <w:r>
@@ -22857,7 +26951,7 @@
       <w:pPr>
         <w:numPr>
           <w:ilvl w:val="0"/>
-          <w:numId w:val="1031"/>
+          <w:numId w:val="1033"/>
         </w:numPr>
       </w:pPr>
       <w:r>
@@ -22868,7 +26962,7 @@
       <w:pPr>
         <w:numPr>
           <w:ilvl w:val="0"/>
-          <w:numId w:val="1031"/>
+          <w:numId w:val="1033"/>
         </w:numPr>
       </w:pPr>
       <w:r>
@@ -22879,7 +26973,7 @@
       <w:pPr>
         <w:numPr>
           <w:ilvl w:val="0"/>
-          <w:numId w:val="1031"/>
+          <w:numId w:val="1033"/>
         </w:numPr>
       </w:pPr>
       <w:r>
@@ -22890,7 +26984,7 @@
       <w:pPr>
         <w:numPr>
           <w:ilvl w:val="0"/>
-          <w:numId w:val="1031"/>
+          <w:numId w:val="1033"/>
         </w:numPr>
       </w:pPr>
       <w:r>
@@ -22901,16 +26995,16 @@
       <w:pPr>
         <w:numPr>
           <w:ilvl w:val="0"/>
-          <w:numId w:val="1031"/>
+          <w:numId w:val="1033"/>
         </w:numPr>
       </w:pPr>
       <w:r>
         <w:t xml:space="preserve">Complete audit AFTER action</w:t>
       </w:r>
     </w:p>
-    <w:bookmarkEnd w:id="117"/>
-    <w:bookmarkEnd w:id="118"/>
-    <w:bookmarkStart w:id="119" w:name="json-schemas"/>
+    <w:bookmarkEnd w:id="134"/>
+    <w:bookmarkEnd w:id="135"/>
+    <w:bookmarkStart w:id="136" w:name="json-schemas"/>
     <w:p>
       <w:pPr>
         <w:pStyle w:val="Heading2"/>
@@ -23158,8 +27252,8 @@
         </w:tc>
       </w:tr>
     </w:tbl>
-    <w:bookmarkEnd w:id="119"/>
-    <w:bookmarkStart w:id="122" w:name="agent-rule-packs"/>
+    <w:bookmarkEnd w:id="136"/>
+    <w:bookmarkStart w:id="139" w:name="agent-rule-packs"/>
     <w:p>
       <w:pPr>
         <w:pStyle w:val="Heading2"/>
@@ -23176,7 +27270,7 @@
         <w:t xml:space="preserve">Two complementary rule packs govern agent behavior:</w:t>
       </w:r>
     </w:p>
-    <w:bookmarkStart w:id="120" w:name="development-pack-.clinerules"/>
+    <w:bookmarkStart w:id="137" w:name="development-pack-.clinerules"/>
     <w:p>
       <w:pPr>
         <w:pStyle w:val="Heading3"/>
@@ -23206,7 +27300,7 @@
       <w:pPr>
         <w:numPr>
           <w:ilvl w:val="0"/>
-          <w:numId w:val="1032"/>
+          <w:numId w:val="1034"/>
         </w:numPr>
       </w:pPr>
       <w:r>
@@ -23217,7 +27311,7 @@
       <w:pPr>
         <w:numPr>
           <w:ilvl w:val="0"/>
-          <w:numId w:val="1032"/>
+          <w:numId w:val="1034"/>
         </w:numPr>
       </w:pPr>
       <w:r>
@@ -23228,7 +27322,7 @@
       <w:pPr>
         <w:numPr>
           <w:ilvl w:val="0"/>
-          <w:numId w:val="1032"/>
+          <w:numId w:val="1034"/>
         </w:numPr>
       </w:pPr>
       <w:r>
@@ -23239,7 +27333,7 @@
       <w:pPr>
         <w:numPr>
           <w:ilvl w:val="0"/>
-          <w:numId w:val="1032"/>
+          <w:numId w:val="1034"/>
         </w:numPr>
       </w:pPr>
       <w:r>
@@ -23250,15 +27344,15 @@
       <w:pPr>
         <w:numPr>
           <w:ilvl w:val="0"/>
-          <w:numId w:val="1032"/>
+          <w:numId w:val="1034"/>
         </w:numPr>
       </w:pPr>
       <w:r>
         <w:t xml:space="preserve">Default thresholds</w:t>
       </w:r>
     </w:p>
-    <w:bookmarkEnd w:id="120"/>
-    <w:bookmarkStart w:id="121" w:name="Xebdd8be4cfff73f735c8e406f503c67ff420b71"/>
+    <w:bookmarkEnd w:id="137"/>
+    <w:bookmarkStart w:id="138" w:name="Xebdd8be4cfff73f735c8e406f503c67ff420b71"/>
     <w:p>
       <w:pPr>
         <w:pStyle w:val="Heading3"/>
@@ -23288,7 +27382,7 @@
       <w:pPr>
         <w:numPr>
           <w:ilvl w:val="0"/>
-          <w:numId w:val="1033"/>
+          <w:numId w:val="1035"/>
         </w:numPr>
       </w:pPr>
       <w:r>
@@ -23299,7 +27393,7 @@
       <w:pPr>
         <w:numPr>
           <w:ilvl w:val="0"/>
-          <w:numId w:val="1033"/>
+          <w:numId w:val="1035"/>
         </w:numPr>
       </w:pPr>
       <w:r>
@@ -23310,7 +27404,7 @@
       <w:pPr>
         <w:numPr>
           <w:ilvl w:val="0"/>
-          <w:numId w:val="1033"/>
+          <w:numId w:val="1035"/>
         </w:numPr>
       </w:pPr>
       <w:r>
@@ -23321,7 +27415,7 @@
       <w:pPr>
         <w:numPr>
           <w:ilvl w:val="0"/>
-          <w:numId w:val="1033"/>
+          <w:numId w:val="1035"/>
         </w:numPr>
       </w:pPr>
       <w:r>
@@ -23332,16 +27426,16 @@
       <w:pPr>
         <w:numPr>
           <w:ilvl w:val="0"/>
-          <w:numId w:val="1033"/>
+          <w:numId w:val="1035"/>
         </w:numPr>
       </w:pPr>
       <w:r>
         <w:t xml:space="preserve">Operator triage checklist</w:t>
       </w:r>
     </w:p>
-    <w:bookmarkEnd w:id="121"/>
-    <w:bookmarkEnd w:id="122"/>
-    <w:bookmarkStart w:id="124" w:name="compliance-requirements-mapping"/>
+    <w:bookmarkEnd w:id="138"/>
+    <w:bookmarkEnd w:id="139"/>
+    <w:bookmarkStart w:id="141" w:name="compliance-requirements-mapping"/>
     <w:p>
       <w:pPr>
         <w:pStyle w:val="Heading2"/>
@@ -23350,7 +27444,7 @@
         <w:t xml:space="preserve">Compliance requirements mapping</w:t>
       </w:r>
     </w:p>
-    <w:bookmarkStart w:id="123" w:name="tab:implementation-status"/>
+    <w:bookmarkStart w:id="140" w:name="tab:implementation-status"/>
     <w:p>
       <w:pPr>
         <w:pStyle w:val="TableCaption"/>
@@ -23677,9 +27771,9 @@
         </w:tc>
       </w:tr>
     </w:tbl>
-    <w:bookmarkEnd w:id="123"/>
-    <w:bookmarkEnd w:id="124"/>
-    <w:bookmarkStart w:id="128" w:name="integration-points"/>
+    <w:bookmarkEnd w:id="140"/>
+    <w:bookmarkEnd w:id="141"/>
+    <w:bookmarkStart w:id="145" w:name="integration-points"/>
     <w:p>
       <w:pPr>
         <w:pStyle w:val="Heading2"/>
@@ -23688,7 +27782,7 @@
         <w:t xml:space="preserve">Integration points</w:t>
       </w:r>
     </w:p>
-    <w:bookmarkStart w:id="125" w:name="mcp-tool-allow-list"/>
+    <w:bookmarkStart w:id="142" w:name="mcp-tool-allow-list"/>
     <w:p>
       <w:pPr>
         <w:pStyle w:val="Heading3"/>
@@ -23778,8 +27872,8 @@
         <w:t xml:space="preserve">Any tool not in this list is blocked (deny-by-default).</w:t>
       </w:r>
     </w:p>
-    <w:bookmarkEnd w:id="125"/>
-    <w:bookmarkStart w:id="126" w:name="approval-required-tools"/>
+    <w:bookmarkEnd w:id="142"/>
+    <w:bookmarkStart w:id="143" w:name="approval-required-tools"/>
     <w:p>
       <w:pPr>
         <w:pStyle w:val="Heading3"/>
@@ -23852,8 +27946,8 @@
         <w:t xml:space="preserve">})</w:t>
       </w:r>
     </w:p>
-    <w:bookmarkEnd w:id="126"/>
-    <w:bookmarkStart w:id="127" w:name="audit-database-schema"/>
+    <w:bookmarkEnd w:id="143"/>
+    <w:bookmarkStart w:id="144" w:name="audit-database-schema"/>
     <w:p>
       <w:pPr>
         <w:pStyle w:val="Heading3"/>
@@ -24043,9 +28137,9 @@
         <w:t xml:space="preserve">);</w:t>
       </w:r>
     </w:p>
-    <w:bookmarkEnd w:id="127"/>
-    <w:bookmarkEnd w:id="128"/>
-    <w:bookmarkStart w:id="131" w:name="testing-and-validation"/>
+    <w:bookmarkEnd w:id="144"/>
+    <w:bookmarkEnd w:id="145"/>
+    <w:bookmarkStart w:id="148" w:name="testing-and-validation"/>
     <w:p>
       <w:pPr>
         <w:pStyle w:val="Heading2"/>
@@ -24054,7 +28148,7 @@
         <w:t xml:space="preserve">Testing and validation</w:t>
       </w:r>
     </w:p>
-    <w:bookmarkStart w:id="129" w:name="validation-harness"/>
+    <w:bookmarkStart w:id="146" w:name="validation-harness"/>
     <w:p>
       <w:pPr>
         <w:pStyle w:val="Heading3"/>
@@ -24090,7 +28184,7 @@
       <w:pPr>
         <w:numPr>
           <w:ilvl w:val="0"/>
-          <w:numId w:val="1034"/>
+          <w:numId w:val="1036"/>
         </w:numPr>
       </w:pPr>
       <w:r>
@@ -24101,7 +28195,7 @@
       <w:pPr>
         <w:numPr>
           <w:ilvl w:val="0"/>
-          <w:numId w:val="1034"/>
+          <w:numId w:val="1036"/>
         </w:numPr>
       </w:pPr>
       <w:r>
@@ -24112,7 +28206,7 @@
       <w:pPr>
         <w:numPr>
           <w:ilvl w:val="0"/>
-          <w:numId w:val="1034"/>
+          <w:numId w:val="1036"/>
         </w:numPr>
       </w:pPr>
       <w:r>
@@ -24123,7 +28217,7 @@
       <w:pPr>
         <w:numPr>
           <w:ilvl w:val="0"/>
-          <w:numId w:val="1034"/>
+          <w:numId w:val="1036"/>
         </w:numPr>
       </w:pPr>
       <w:r>
@@ -24134,15 +28228,15 @@
       <w:pPr>
         <w:numPr>
           <w:ilvl w:val="0"/>
-          <w:numId w:val="1034"/>
+          <w:numId w:val="1036"/>
         </w:numPr>
       </w:pPr>
       <w:r>
         <w:t xml:space="preserve">Schema references</w:t>
       </w:r>
     </w:p>
-    <w:bookmarkEnd w:id="129"/>
-    <w:bookmarkStart w:id="130" w:name="running-validation"/>
+    <w:bookmarkEnd w:id="146"/>
+    <w:bookmarkStart w:id="147" w:name="running-validation"/>
     <w:p>
       <w:pPr>
         <w:pStyle w:val="Heading3"/>
@@ -24192,9 +28286,9 @@
         <w:t xml:space="preserve">pytest src/intelligence/ai-core-pal/tests/test_clinerules_contracts.py -v</w:t>
       </w:r>
     </w:p>
-    <w:bookmarkEnd w:id="130"/>
-    <w:bookmarkEnd w:id="131"/>
-    <w:bookmarkStart w:id="132" w:name="deployment-checklist"/>
+    <w:bookmarkEnd w:id="147"/>
+    <w:bookmarkEnd w:id="148"/>
+    <w:bookmarkStart w:id="149" w:name="deployment-checklist"/>
     <w:p>
       <w:pPr>
         <w:pStyle w:val="Heading2"/>
@@ -24215,7 +28309,7 @@
       <w:pPr>
         <w:numPr>
           <w:ilvl w:val="0"/>
-          <w:numId w:val="1035"/>
+          <w:numId w:val="1037"/>
         </w:numPr>
       </w:pPr>
       <w:r>
@@ -24226,7 +28320,7 @@
       <w:pPr>
         <w:numPr>
           <w:ilvl w:val="0"/>
-          <w:numId w:val="1035"/>
+          <w:numId w:val="1037"/>
         </w:numPr>
       </w:pPr>
       <w:r>
@@ -24237,7 +28331,7 @@
       <w:pPr>
         <w:numPr>
           <w:ilvl w:val="0"/>
-          <w:numId w:val="1035"/>
+          <w:numId w:val="1037"/>
         </w:numPr>
       </w:pPr>
       <w:r>
@@ -24248,7 +28342,7 @@
       <w:pPr>
         <w:numPr>
           <w:ilvl w:val="0"/>
-          <w:numId w:val="1035"/>
+          <w:numId w:val="1037"/>
         </w:numPr>
       </w:pPr>
       <w:r>
@@ -24259,7 +28353,7 @@
       <w:pPr>
         <w:numPr>
           <w:ilvl w:val="0"/>
-          <w:numId w:val="1035"/>
+          <w:numId w:val="1037"/>
         </w:numPr>
       </w:pPr>
       <w:r>
@@ -24270,7 +28364,7 @@
       <w:pPr>
         <w:numPr>
           <w:ilvl w:val="0"/>
-          <w:numId w:val="1035"/>
+          <w:numId w:val="1037"/>
         </w:numPr>
       </w:pPr>
       <w:r>
@@ -24281,7 +28375,7 @@
       <w:pPr>
         <w:numPr>
           <w:ilvl w:val="0"/>
-          <w:numId w:val="1035"/>
+          <w:numId w:val="1037"/>
         </w:numPr>
       </w:pPr>
       <w:r>
@@ -24292,16 +28386,16 @@
       <w:pPr>
         <w:numPr>
           <w:ilvl w:val="0"/>
-          <w:numId w:val="1035"/>
+          <w:numId w:val="1037"/>
         </w:numPr>
       </w:pPr>
       <w:r>
         <w:t xml:space="preserve">Confirm monitoring and alerting are active</w:t>
       </w:r>
     </w:p>
-    <w:bookmarkEnd w:id="132"/>
-    <w:bookmarkEnd w:id="133"/>
-    <w:bookmarkStart w:id="146" w:name="ch:references"/>
+    <w:bookmarkEnd w:id="149"/>
+    <w:bookmarkEnd w:id="150"/>
+    <w:bookmarkStart w:id="163" w:name="ch:references"/>
     <w:p>
       <w:pPr>
         <w:pStyle w:val="Heading1"/>
@@ -24310,7 +28404,7 @@
         <w:t xml:space="preserve">References</w:t>
       </w:r>
     </w:p>
-    <w:bookmarkStart w:id="137" w:name="singapore-government-sources"/>
+    <w:bookmarkStart w:id="154" w:name="singapore-government-sources"/>
     <w:p>
       <w:pPr>
         <w:pStyle w:val="Heading2"/>
@@ -24319,7 +28413,7 @@
         <w:t xml:space="preserve">Singapore Government sources</w:t>
       </w:r>
     </w:p>
-    <w:bookmarkStart w:id="134" w:name="primary-normative-sources"/>
+    <w:bookmarkStart w:id="151" w:name="primary-normative-sources"/>
     <w:p>
       <w:pPr>
         <w:pStyle w:val="Heading3"/>
@@ -24332,7 +28426,7 @@
       <w:pPr>
         <w:numPr>
           <w:ilvl w:val="0"/>
-          <w:numId w:val="1036"/>
+          <w:numId w:val="1038"/>
         </w:numPr>
       </w:pPr>
       <w:r>
@@ -24362,7 +28456,7 @@
       <w:pPr>
         <w:numPr>
           <w:ilvl w:val="1"/>
-          <w:numId w:val="1037"/>
+          <w:numId w:val="1039"/>
         </w:numPr>
       </w:pPr>
       <w:r>
@@ -24373,7 +28467,7 @@
       <w:pPr>
         <w:numPr>
           <w:ilvl w:val="1"/>
-          <w:numId w:val="1037"/>
+          <w:numId w:val="1039"/>
         </w:numPr>
       </w:pPr>
       <w:r>
@@ -24384,7 +28478,7 @@
       <w:pPr>
         <w:numPr>
           <w:ilvl w:val="1"/>
-          <w:numId w:val="1037"/>
+          <w:numId w:val="1039"/>
         </w:numPr>
       </w:pPr>
       <w:r>
@@ -24395,7 +28489,7 @@
       <w:pPr>
         <w:numPr>
           <w:ilvl w:val="1"/>
-          <w:numId w:val="1037"/>
+          <w:numId w:val="1039"/>
         </w:numPr>
       </w:pPr>
       <w:r>
@@ -24406,7 +28500,7 @@
       <w:pPr>
         <w:numPr>
           <w:ilvl w:val="0"/>
-          <w:numId w:val="1036"/>
+          <w:numId w:val="1038"/>
         </w:numPr>
       </w:pPr>
       <w:r>
@@ -24450,7 +28544,7 @@
       <w:pPr>
         <w:numPr>
           <w:ilvl w:val="0"/>
-          <w:numId w:val="1036"/>
+          <w:numId w:val="1038"/>
         </w:numPr>
       </w:pPr>
       <w:r>
@@ -24480,7 +28574,7 @@
       <w:pPr>
         <w:numPr>
           <w:ilvl w:val="0"/>
-          <w:numId w:val="1036"/>
+          <w:numId w:val="1038"/>
         </w:numPr>
       </w:pPr>
       <w:r>
@@ -24520,8 +28614,8 @@
         <w:t xml:space="preserve">Protection Commission, April 2024.</w:t>
       </w:r>
     </w:p>
-    <w:bookmarkEnd w:id="134"/>
-    <w:bookmarkStart w:id="136" w:name="supplementary-sources"/>
+    <w:bookmarkEnd w:id="151"/>
+    <w:bookmarkStart w:id="153" w:name="supplementary-sources"/>
     <w:p>
       <w:pPr>
         <w:pStyle w:val="Heading3"/>
@@ -24534,7 +28628,7 @@
       <w:pPr>
         <w:numPr>
           <w:ilvl w:val="0"/>
-          <w:numId w:val="1038"/>
+          <w:numId w:val="1040"/>
         </w:numPr>
       </w:pPr>
       <w:r>
@@ -24568,7 +28662,7 @@
       <w:r>
         <w:t xml:space="preserve"> </w:t>
       </w:r>
-      <w:hyperlink r:id="rId135">
+      <w:hyperlink r:id="rId152">
         <w:r>
           <w:rPr>
             <w:rStyle w:val="Hyperlink"/>
@@ -24581,7 +28675,7 @@
       <w:pPr>
         <w:numPr>
           <w:ilvl w:val="0"/>
-          <w:numId w:val="1038"/>
+          <w:numId w:val="1040"/>
         </w:numPr>
       </w:pPr>
       <w:r>
@@ -24611,7 +28705,7 @@
       <w:pPr>
         <w:numPr>
           <w:ilvl w:val="0"/>
-          <w:numId w:val="1038"/>
+          <w:numId w:val="1040"/>
         </w:numPr>
       </w:pPr>
       <w:r>
@@ -24641,7 +28735,7 @@
       <w:pPr>
         <w:numPr>
           <w:ilvl w:val="0"/>
-          <w:numId w:val="1038"/>
+          <w:numId w:val="1040"/>
         </w:numPr>
       </w:pPr>
       <w:r>
@@ -24667,9 +28761,9 @@
         <w:t xml:space="preserve">Singapore: Cyber Security Agency, October 2025. (Consultation-stage)</w:t>
       </w:r>
     </w:p>
-    <w:bookmarkEnd w:id="136"/>
-    <w:bookmarkEnd w:id="137"/>
-    <w:bookmarkStart w:id="140" w:name="open-source-tools-and-frameworks"/>
+    <w:bookmarkEnd w:id="153"/>
+    <w:bookmarkEnd w:id="154"/>
+    <w:bookmarkStart w:id="157" w:name="open-source-tools-and-frameworks"/>
     <w:p>
       <w:pPr>
         <w:pStyle w:val="Heading2"/>
@@ -24682,7 +28776,7 @@
       <w:pPr>
         <w:numPr>
           <w:ilvl w:val="0"/>
-          <w:numId w:val="1039"/>
+          <w:numId w:val="1041"/>
         </w:numPr>
       </w:pPr>
       <w:r>
@@ -24716,7 +28810,7 @@
       <w:r>
         <w:t xml:space="preserve"> </w:t>
       </w:r>
-      <w:hyperlink r:id="rId138">
+      <w:hyperlink r:id="rId155">
         <w:r>
           <w:rPr>
             <w:rStyle w:val="Hyperlink"/>
@@ -24729,7 +28823,7 @@
       <w:pPr>
         <w:numPr>
           <w:ilvl w:val="0"/>
-          <w:numId w:val="1039"/>
+          <w:numId w:val="1041"/>
         </w:numPr>
       </w:pPr>
       <w:r>
@@ -24763,7 +28857,7 @@
       <w:r>
         <w:t xml:space="preserve"> </w:t>
       </w:r>
-      <w:hyperlink r:id="rId139">
+      <w:hyperlink r:id="rId156">
         <w:r>
           <w:rPr>
             <w:rStyle w:val="Hyperlink"/>
@@ -24772,8 +28866,8 @@
         </w:r>
       </w:hyperlink>
     </w:p>
-    <w:bookmarkEnd w:id="140"/>
-    <w:bookmarkStart w:id="141" w:name="internal-specifications"/>
+    <w:bookmarkEnd w:id="157"/>
+    <w:bookmarkStart w:id="158" w:name="internal-specifications"/>
     <w:p>
       <w:pPr>
         <w:pStyle w:val="Heading2"/>
@@ -24786,7 +28880,7 @@
       <w:pPr>
         <w:numPr>
           <w:ilvl w:val="0"/>
-          <w:numId w:val="1040"/>
+          <w:numId w:val="1042"/>
         </w:numPr>
       </w:pPr>
       <w:r>
@@ -24830,7 +28924,7 @@
       <w:pPr>
         <w:numPr>
           <w:ilvl w:val="0"/>
-          <w:numId w:val="1040"/>
+          <w:numId w:val="1042"/>
         </w:numPr>
       </w:pPr>
       <w:r>
@@ -24874,7 +28968,7 @@
       <w:pPr>
         <w:numPr>
           <w:ilvl w:val="0"/>
-          <w:numId w:val="1040"/>
+          <w:numId w:val="1042"/>
         </w:numPr>
       </w:pPr>
       <w:r>
@@ -24912,7 +29006,7 @@
       <w:pPr>
         <w:numPr>
           <w:ilvl w:val="0"/>
-          <w:numId w:val="1040"/>
+          <w:numId w:val="1042"/>
         </w:numPr>
       </w:pPr>
       <w:r>
@@ -24950,7 +29044,7 @@
       <w:pPr>
         <w:numPr>
           <w:ilvl w:val="0"/>
-          <w:numId w:val="1040"/>
+          <w:numId w:val="1042"/>
         </w:numPr>
       </w:pPr>
       <w:r>
@@ -24984,8 +29078,8 @@
         <w:t xml:space="preserve">Training and deployment specification for Simula models.</w:t>
       </w:r>
     </w:p>
-    <w:bookmarkEnd w:id="141"/>
-    <w:bookmarkStart w:id="142" w:name="json-schemas-1"/>
+    <w:bookmarkEnd w:id="158"/>
+    <w:bookmarkStart w:id="159" w:name="json-schemas-1"/>
     <w:p>
       <w:pPr>
         <w:pStyle w:val="Heading2"/>
@@ -24998,7 +29092,7 @@
       <w:pPr>
         <w:numPr>
           <w:ilvl w:val="0"/>
-          <w:numId w:val="1041"/>
+          <w:numId w:val="1043"/>
         </w:numPr>
       </w:pPr>
       <w:r>
@@ -25024,7 +29118,7 @@
       <w:pPr>
         <w:numPr>
           <w:ilvl w:val="0"/>
-          <w:numId w:val="1041"/>
+          <w:numId w:val="1043"/>
         </w:numPr>
       </w:pPr>
       <w:r>
@@ -25050,7 +29144,7 @@
       <w:pPr>
         <w:numPr>
           <w:ilvl w:val="0"/>
-          <w:numId w:val="1041"/>
+          <w:numId w:val="1043"/>
         </w:numPr>
       </w:pPr>
       <w:r>
@@ -25076,7 +29170,7 @@
       <w:pPr>
         <w:numPr>
           <w:ilvl w:val="0"/>
-          <w:numId w:val="1041"/>
+          <w:numId w:val="1043"/>
         </w:numPr>
       </w:pPr>
       <w:r>
@@ -25102,7 +29196,7 @@
       <w:pPr>
         <w:numPr>
           <w:ilvl w:val="0"/>
-          <w:numId w:val="1041"/>
+          <w:numId w:val="1043"/>
         </w:numPr>
       </w:pPr>
       <w:r>
@@ -25128,7 +29222,7 @@
       <w:pPr>
         <w:numPr>
           <w:ilvl w:val="0"/>
-          <w:numId w:val="1041"/>
+          <w:numId w:val="1043"/>
         </w:numPr>
       </w:pPr>
       <w:r>
@@ -25154,7 +29248,7 @@
       <w:pPr>
         <w:numPr>
           <w:ilvl w:val="0"/>
-          <w:numId w:val="1041"/>
+          <w:numId w:val="1043"/>
         </w:numPr>
       </w:pPr>
       <w:r>
@@ -25176,8 +29270,8 @@
         <w:t xml:space="preserve">Full corpus structure</w:t>
       </w:r>
     </w:p>
-    <w:bookmarkEnd w:id="142"/>
-    <w:bookmarkStart w:id="143" w:name="source-document-locations-1"/>
+    <w:bookmarkEnd w:id="159"/>
+    <w:bookmarkStart w:id="160" w:name="source-document-locations-1"/>
     <w:p>
       <w:pPr>
         <w:pStyle w:val="Heading2"/>
@@ -25388,8 +29482,8 @@
         </w:tc>
       </w:tr>
     </w:tbl>
-    <w:bookmarkEnd w:id="143"/>
-    <w:bookmarkStart w:id="144" w:name="version-history"/>
+    <w:bookmarkEnd w:id="160"/>
+    <w:bookmarkStart w:id="161" w:name="version-history"/>
     <w:p>
       <w:pPr>
         <w:pStyle w:val="Heading2"/>
@@ -25539,8 +29633,8 @@
         </w:tc>
       </w:tr>
     </w:tbl>
-    <w:bookmarkEnd w:id="144"/>
-    <w:bookmarkStart w:id="145" w:name="document-control"/>
+    <w:bookmarkEnd w:id="161"/>
+    <w:bookmarkStart w:id="162" w:name="document-control"/>
     <w:p>
       <w:pPr>
         <w:pStyle w:val="Heading2"/>
@@ -25645,9 +29739,9 @@
         <w:t xml:space="preserve">Controls Architecture Lead</w:t>
       </w:r>
     </w:p>
-    <w:bookmarkEnd w:id="145"/>
-    <w:bookmarkEnd w:id="146"/>
-    <w:bookmarkStart w:id="150" w:name="ch:global-dependencies"/>
+    <w:bookmarkEnd w:id="162"/>
+    <w:bookmarkEnd w:id="163"/>
+    <w:bookmarkStart w:id="167" w:name="ch:global-dependencies"/>
     <w:p>
       <w:pPr>
         <w:pStyle w:val="Heading1"/>
@@ -25656,7 +29750,7 @@
         <w:t xml:space="preserve">Global Wave-Dependency Manifest</w:t>
       </w:r>
     </w:p>
-    <w:bookmarkStart w:id="147" w:name="critical-path-visualization-waves-13"/>
+    <w:bookmarkStart w:id="164" w:name="critical-path-visualization-waves-13"/>
     <w:p>
       <w:pPr>
         <w:pStyle w:val="Heading2"/>
@@ -25705,8 +29799,8 @@
         <w:t xml:space="preserve">Cross-specification dependency graph: The blueprint for platform rollout.</w:t>
       </w:r>
     </w:p>
-    <w:bookmarkEnd w:id="147"/>
-    <w:bookmarkStart w:id="149" w:name="inter-domain-prerequisite-matrix"/>
+    <w:bookmarkEnd w:id="164"/>
+    <w:bookmarkStart w:id="166" w:name="inter-domain-prerequisite-matrix"/>
     <w:p>
       <w:pPr>
         <w:pStyle w:val="Heading2"/>
@@ -25715,7 +29809,7 @@
         <w:t xml:space="preserve">Inter-Domain Prerequisite Matrix</w:t>
       </w:r>
     </w:p>
-    <w:bookmarkStart w:id="148" w:name="tab:prerequisites"/>
+    <w:bookmarkStart w:id="165" w:name="tab:prerequisites"/>
     <w:p>
       <w:pPr>
         <w:pStyle w:val="TableCaption"/>
@@ -26092,7 +30186,7 @@
         </w:tc>
       </w:tr>
     </w:tbl>
-    <w:bookmarkEnd w:id="148"/>
+    <w:bookmarkEnd w:id="165"/>
     <w:p>
       <w:pPr>
         <w:pStyle w:val="BodyText"/>
@@ -26150,8 +30244,8 @@
         <w:t xml:space="preserve">state.</w:t>
       </w:r>
     </w:p>
-    <w:bookmarkEnd w:id="149"/>
-    <w:bookmarkEnd w:id="150"/>
+    <w:bookmarkEnd w:id="166"/>
+    <w:bookmarkEnd w:id="167"/>
     <w:sectPr>
       <w:footnotePr>
         <w:numRestart w:val="eachSect"/>
@@ -26875,6 +30969,12 @@
     <w:abstractNumId w:val="991"/>
   </w:num>
   <w:num w:numId="1023">
+    <w:abstractNumId w:val="991"/>
+  </w:num>
+  <w:num w:numId="1024">
+    <w:abstractNumId w:val="991"/>
+  </w:num>
+  <w:num w:numId="1025">
     <w:abstractNumId w:val="99201"/>
     <w:lvlOverride w:ilvl="0">
       <w:startOverride w:val="1"/>
@@ -26904,13 +31004,13 @@
       <w:startOverride w:val="1"/>
     </w:lvlOverride>
   </w:num>
-  <w:num w:numId="1024">
+  <w:num w:numId="1026">
     <w:abstractNumId w:val="991"/>
   </w:num>
-  <w:num w:numId="1025">
+  <w:num w:numId="1027">
     <w:abstractNumId w:val="991"/>
   </w:num>
-  <w:num w:numId="1026">
+  <w:num w:numId="1028">
     <w:abstractNumId w:val="99201"/>
     <w:lvlOverride w:ilvl="0">
       <w:startOverride w:val="1"/>
@@ -26940,7 +31040,7 @@
       <w:startOverride w:val="1"/>
     </w:lvlOverride>
   </w:num>
-  <w:num w:numId="1027">
+  <w:num w:numId="1029">
     <w:abstractNumId w:val="99201"/>
     <w:lvlOverride w:ilvl="0">
       <w:startOverride w:val="1"/>
@@ -26970,16 +31070,16 @@
       <w:startOverride w:val="1"/>
     </w:lvlOverride>
   </w:num>
-  <w:num w:numId="1028">
-    <w:abstractNumId w:val="991"/>
-  </w:num>
-  <w:num w:numId="1029">
-    <w:abstractNumId w:val="991"/>
-  </w:num>
   <w:num w:numId="1030">
     <w:abstractNumId w:val="991"/>
   </w:num>
   <w:num w:numId="1031">
+    <w:abstractNumId w:val="991"/>
+  </w:num>
+  <w:num w:numId="1032">
+    <w:abstractNumId w:val="991"/>
+  </w:num>
+  <w:num w:numId="1033">
     <w:abstractNumId w:val="99201"/>
     <w:lvlOverride w:ilvl="0">
       <w:startOverride w:val="1"/>
@@ -27009,16 +31109,16 @@
       <w:startOverride w:val="1"/>
     </w:lvlOverride>
   </w:num>
-  <w:num w:numId="1032">
-    <w:abstractNumId w:val="991"/>
-  </w:num>
-  <w:num w:numId="1033">
-    <w:abstractNumId w:val="991"/>
-  </w:num>
   <w:num w:numId="1034">
     <w:abstractNumId w:val="991"/>
   </w:num>
   <w:num w:numId="1035">
+    <w:abstractNumId w:val="991"/>
+  </w:num>
+  <w:num w:numId="1036">
+    <w:abstractNumId w:val="991"/>
+  </w:num>
+  <w:num w:numId="1037">
     <w:abstractNumId w:val="99201"/>
     <w:lvlOverride w:ilvl="0">
       <w:startOverride w:val="1"/>
@@ -27048,7 +31148,7 @@
       <w:startOverride w:val="1"/>
     </w:lvlOverride>
   </w:num>
-  <w:num w:numId="1036">
+  <w:num w:numId="1038">
     <w:abstractNumId w:val="99201"/>
     <w:lvlOverride w:ilvl="0">
       <w:startOverride w:val="1"/>
@@ -27078,10 +31178,10 @@
       <w:startOverride w:val="1"/>
     </w:lvlOverride>
   </w:num>
-  <w:num w:numId="1037">
+  <w:num w:numId="1039">
     <w:abstractNumId w:val="991"/>
   </w:num>
-  <w:num w:numId="1038">
+  <w:num w:numId="1040">
     <w:abstractNumId w:val="99205"/>
     <w:lvlOverride w:ilvl="0">
       <w:startOverride w:val="5"/>
@@ -27111,7 +31211,7 @@
       <w:startOverride w:val="5"/>
     </w:lvlOverride>
   </w:num>
-  <w:num w:numId="1039">
+  <w:num w:numId="1041">
     <w:abstractNumId w:val="99201"/>
     <w:lvlOverride w:ilvl="0">
       <w:startOverride w:val="1"/>
@@ -27141,7 +31241,7 @@
       <w:startOverride w:val="1"/>
     </w:lvlOverride>
   </w:num>
-  <w:num w:numId="1040">
+  <w:num w:numId="1042">
     <w:abstractNumId w:val="99201"/>
     <w:lvlOverride w:ilvl="0">
       <w:startOverride w:val="1"/>
@@ -27171,7 +31271,7 @@
       <w:startOverride w:val="1"/>
     </w:lvlOverride>
   </w:num>
-  <w:num w:numId="1041">
+  <w:num w:numId="1043">
     <w:abstractNumId w:val="99201"/>
     <w:lvlOverride w:ilvl="0">
       <w:startOverride w:val="1"/>
